--- a/Web Workers API/WorkerGlobalScope/index.docx
+++ b/Web Workers API/WorkerGlobalScope/index.docx
@@ -5,7 +5,6 @@
     <w:p>
       <w:pPr>
         <w:pStyle w:val="1"/>
-        <w:spacing w:before="652" w:after="652"/>
       </w:pPr>
       <w:r>
         <w:rPr>
@@ -23,7 +22,6 @@
     <w:p>
       <w:pPr>
         <w:pStyle w:val="2"/>
-        <w:spacing w:before="326" w:after="326"/>
       </w:pPr>
       <w:r>
         <w:rPr>
@@ -56,31 +54,29 @@
     <w:p>
       <w:pPr>
         <w:pStyle w:val="2"/>
-        <w:spacing w:before="326" w:after="326"/>
       </w:pPr>
       <w:r>
         <w:rPr>
           <w:rFonts w:hint="eastAsia"/>
         </w:rPr>
-        <w:t>概念和用法</w:t>
+        <w:t>继承于：</w:t>
       </w:r>
     </w:p>
     <w:p>
       <w:pPr>
         <w:pStyle w:val="2"/>
-        <w:spacing w:before="326" w:after="326"/>
       </w:pPr>
       <w:r>
         <w:rPr>
           <w:rFonts w:hint="eastAsia"/>
         </w:rPr>
-        <w:t>接口目录</w:t>
+        <w:t>属性方法</w:t>
       </w:r>
     </w:p>
     <w:tbl>
       <w:tblPr>
         <w:tblStyle w:val="af0"/>
-        <w:tblW w:w="5000" w:type="pct"/>
+        <w:tblW w:w="0" w:type="auto"/>
         <w:tblLook w:val="04A0" w:firstRow="1" w:lastRow="0" w:firstColumn="1" w:lastColumn="0" w:noHBand="0" w:noVBand="1"/>
       </w:tblPr>
       <w:tblGrid>
@@ -90,7 +86,7 @@
       <w:tr>
         <w:tc>
           <w:tcPr>
-            <w:tcW w:w="2500" w:type="pct"/>
+            <w:tcW w:w="4261" w:type="dxa"/>
             <w:tcBorders>
               <w:top w:val="single" w:sz="12" w:space="0" w:color="auto"/>
               <w:left w:val="nil"/>
@@ -101,18 +97,26 @@
           <w:p>
             <w:pPr>
               <w:pStyle w:val="af1"/>
+              <w:ind w:firstLine="360"/>
+              <w:jc w:val="center"/>
+              <w:rPr>
+                <w:sz w:val="18"/>
+                <w:szCs w:val="18"/>
+              </w:rPr>
             </w:pPr>
             <w:r>
               <w:rPr>
                 <w:rFonts w:hint="eastAsia"/>
+                <w:sz w:val="18"/>
+                <w:szCs w:val="18"/>
               </w:rPr>
-              <w:t>接口名称</w:t>
+              <w:t>参数名称</w:t>
             </w:r>
           </w:p>
         </w:tc>
         <w:tc>
           <w:tcPr>
-            <w:tcW w:w="2500" w:type="pct"/>
+            <w:tcW w:w="4261" w:type="dxa"/>
             <w:tcBorders>
               <w:top w:val="single" w:sz="12" w:space="0" w:color="auto"/>
               <w:left w:val="nil"/>
@@ -123,12 +127,20 @@
           <w:p>
             <w:pPr>
               <w:pStyle w:val="af1"/>
+              <w:ind w:firstLine="360"/>
+              <w:jc w:val="center"/>
+              <w:rPr>
+                <w:sz w:val="18"/>
+                <w:szCs w:val="18"/>
+              </w:rPr>
             </w:pPr>
             <w:r>
               <w:rPr>
                 <w:rFonts w:hint="eastAsia"/>
+                <w:sz w:val="18"/>
+                <w:szCs w:val="18"/>
               </w:rPr>
-              <w:t>目录链接</w:t>
+              <w:t>参数描述</w:t>
             </w:r>
           </w:p>
         </w:tc>
@@ -136,7 +148,7 @@
       <w:tr>
         <w:tc>
           <w:tcPr>
-            <w:tcW w:w="2500" w:type="pct"/>
+            <w:tcW w:w="4261" w:type="dxa"/>
             <w:tcBorders>
               <w:top w:val="single" w:sz="6" w:space="0" w:color="auto"/>
               <w:left w:val="nil"/>
@@ -147,12 +159,18 @@
           <w:p>
             <w:pPr>
               <w:pStyle w:val="af1"/>
+              <w:ind w:firstLine="360"/>
+              <w:jc w:val="center"/>
+              <w:rPr>
+                <w:sz w:val="18"/>
+                <w:szCs w:val="18"/>
+              </w:rPr>
             </w:pPr>
           </w:p>
         </w:tc>
         <w:tc>
           <w:tcPr>
-            <w:tcW w:w="2500" w:type="pct"/>
+            <w:tcW w:w="4261" w:type="dxa"/>
             <w:tcBorders>
               <w:top w:val="single" w:sz="6" w:space="0" w:color="auto"/>
               <w:left w:val="nil"/>
@@ -163,6 +181,12 @@
           <w:p>
             <w:pPr>
               <w:pStyle w:val="af1"/>
+              <w:ind w:firstLine="360"/>
+              <w:jc w:val="center"/>
+              <w:rPr>
+                <w:sz w:val="18"/>
+                <w:szCs w:val="18"/>
+              </w:rPr>
             </w:pPr>
           </w:p>
         </w:tc>
@@ -170,44 +194,7 @@
       <w:tr>
         <w:tc>
           <w:tcPr>
-            <w:tcW w:w="2500" w:type="pct"/>
-            <w:tcBorders>
-              <w:top w:val="nil"/>
-              <w:left w:val="nil"/>
-              <w:bottom w:val="nil"/>
-              <w:right w:val="nil"/>
-            </w:tcBorders>
-          </w:tcPr>
-          <w:p>
-            <w:pPr>
-              <w:pStyle w:val="af1"/>
-            </w:pPr>
-          </w:p>
-        </w:tc>
-        <w:tc>
-          <w:tcPr>
-            <w:tcW w:w="2500" w:type="pct"/>
-            <w:tcBorders>
-              <w:top w:val="nil"/>
-              <w:left w:val="nil"/>
-              <w:bottom w:val="nil"/>
-              <w:right w:val="nil"/>
-            </w:tcBorders>
-          </w:tcPr>
-          <w:p>
-            <w:pPr>
-              <w:pStyle w:val="af1"/>
-            </w:pPr>
-          </w:p>
-        </w:tc>
-      </w:tr>
-      <w:tr>
-        <w:trPr>
-          <w:trHeight w:val="107"/>
-        </w:trPr>
-        <w:tc>
-          <w:tcPr>
-            <w:tcW w:w="2500" w:type="pct"/>
+            <w:tcW w:w="4261" w:type="dxa"/>
             <w:tcBorders>
               <w:top w:val="nil"/>
               <w:left w:val="nil"/>
@@ -218,12 +205,18 @@
           <w:p>
             <w:pPr>
               <w:pStyle w:val="af1"/>
+              <w:ind w:firstLine="360"/>
+              <w:jc w:val="center"/>
+              <w:rPr>
+                <w:sz w:val="18"/>
+                <w:szCs w:val="18"/>
+              </w:rPr>
             </w:pPr>
           </w:p>
         </w:tc>
         <w:tc>
           <w:tcPr>
-            <w:tcW w:w="2500" w:type="pct"/>
+            <w:tcW w:w="4261" w:type="dxa"/>
             <w:tcBorders>
               <w:top w:val="nil"/>
               <w:left w:val="nil"/>
@@ -234,6 +227,12 @@
           <w:p>
             <w:pPr>
               <w:pStyle w:val="af1"/>
+              <w:ind w:firstLine="360"/>
+              <w:jc w:val="center"/>
+              <w:rPr>
+                <w:sz w:val="18"/>
+                <w:szCs w:val="18"/>
+              </w:rPr>
             </w:pPr>
           </w:p>
         </w:tc>
@@ -241,204 +240,68 @@
     </w:tbl>
     <w:p>
       <w:pPr>
-        <w:pStyle w:val="2"/>
-        <w:spacing w:before="326" w:after="326"/>
+        <w:pStyle w:val="3"/>
       </w:pPr>
       <w:r>
         <w:rPr>
           <w:rFonts w:hint="eastAsia"/>
         </w:rPr>
-        <w:t>特殊用法</w:t>
+        <w:t>构造函数</w:t>
       </w:r>
     </w:p>
-    <w:tbl>
-      <w:tblPr>
-        <w:tblStyle w:val="af0"/>
-        <w:tblW w:w="5000" w:type="pct"/>
-        <w:tblLook w:val="04A0" w:firstRow="1" w:lastRow="0" w:firstColumn="1" w:lastColumn="0" w:noHBand="0" w:noVBand="1"/>
-      </w:tblPr>
-      <w:tblGrid>
-        <w:gridCol w:w="4261"/>
-        <w:gridCol w:w="4261"/>
-      </w:tblGrid>
-      <w:tr>
-        <w:tc>
-          <w:tcPr>
-            <w:tcW w:w="2500" w:type="pct"/>
-            <w:tcBorders>
-              <w:top w:val="single" w:sz="12" w:space="0" w:color="auto"/>
-              <w:left w:val="nil"/>
-              <w:bottom w:val="single" w:sz="6" w:space="0" w:color="auto"/>
-              <w:right w:val="nil"/>
-            </w:tcBorders>
-          </w:tcPr>
-          <w:p>
-            <w:pPr>
-              <w:pStyle w:val="af1"/>
-            </w:pPr>
-            <w:r>
-              <w:rPr>
-                <w:rFonts w:hint="eastAsia"/>
-              </w:rPr>
-              <w:t>用法</w:t>
-            </w:r>
-            <w:r>
-              <w:rPr>
-                <w:rFonts w:hint="eastAsia"/>
-              </w:rPr>
-              <w:t>名称</w:t>
-            </w:r>
-          </w:p>
-        </w:tc>
-        <w:tc>
-          <w:tcPr>
-            <w:tcW w:w="2500" w:type="pct"/>
-            <w:tcBorders>
-              <w:top w:val="single" w:sz="12" w:space="0" w:color="auto"/>
-              <w:left w:val="nil"/>
-              <w:bottom w:val="single" w:sz="6" w:space="0" w:color="auto"/>
-              <w:right w:val="nil"/>
-            </w:tcBorders>
-          </w:tcPr>
-          <w:p>
-            <w:pPr>
-              <w:pStyle w:val="af1"/>
-            </w:pPr>
-            <w:r>
-              <w:rPr>
-                <w:rFonts w:hint="eastAsia"/>
-              </w:rPr>
-              <w:t>目录链接</w:t>
-            </w:r>
-          </w:p>
-        </w:tc>
-      </w:tr>
-      <w:tr>
-        <w:tc>
-          <w:tcPr>
-            <w:tcW w:w="2500" w:type="pct"/>
-            <w:tcBorders>
-              <w:top w:val="single" w:sz="6" w:space="0" w:color="auto"/>
-              <w:left w:val="nil"/>
-              <w:bottom w:val="nil"/>
-              <w:right w:val="nil"/>
-            </w:tcBorders>
-          </w:tcPr>
-          <w:p>
-            <w:pPr>
-              <w:pStyle w:val="af1"/>
-            </w:pPr>
-          </w:p>
-        </w:tc>
-        <w:tc>
-          <w:tcPr>
-            <w:tcW w:w="2500" w:type="pct"/>
-            <w:tcBorders>
-              <w:top w:val="single" w:sz="6" w:space="0" w:color="auto"/>
-              <w:left w:val="nil"/>
-              <w:bottom w:val="nil"/>
-              <w:right w:val="nil"/>
-            </w:tcBorders>
-          </w:tcPr>
-          <w:p>
-            <w:pPr>
-              <w:pStyle w:val="af1"/>
-            </w:pPr>
-          </w:p>
-        </w:tc>
-      </w:tr>
-      <w:tr>
-        <w:tc>
-          <w:tcPr>
-            <w:tcW w:w="2500" w:type="pct"/>
-            <w:tcBorders>
-              <w:top w:val="nil"/>
-              <w:left w:val="nil"/>
-              <w:bottom w:val="nil"/>
-              <w:right w:val="nil"/>
-            </w:tcBorders>
-          </w:tcPr>
-          <w:p>
-            <w:pPr>
-              <w:pStyle w:val="af1"/>
-            </w:pPr>
-          </w:p>
-        </w:tc>
-        <w:tc>
-          <w:tcPr>
-            <w:tcW w:w="2500" w:type="pct"/>
-            <w:tcBorders>
-              <w:top w:val="nil"/>
-              <w:left w:val="nil"/>
-              <w:bottom w:val="nil"/>
-              <w:right w:val="nil"/>
-            </w:tcBorders>
-          </w:tcPr>
-          <w:p>
-            <w:pPr>
-              <w:pStyle w:val="af1"/>
-            </w:pPr>
-          </w:p>
-        </w:tc>
-      </w:tr>
-      <w:tr>
-        <w:tc>
-          <w:tcPr>
-            <w:tcW w:w="2500" w:type="pct"/>
-            <w:tcBorders>
-              <w:top w:val="nil"/>
-              <w:left w:val="nil"/>
-              <w:bottom w:val="single" w:sz="12" w:space="0" w:color="auto"/>
-              <w:right w:val="nil"/>
-            </w:tcBorders>
-          </w:tcPr>
-          <w:p>
-            <w:pPr>
-              <w:pStyle w:val="af1"/>
-            </w:pPr>
-          </w:p>
-        </w:tc>
-        <w:tc>
-          <w:tcPr>
-            <w:tcW w:w="2500" w:type="pct"/>
-            <w:tcBorders>
-              <w:top w:val="nil"/>
-              <w:left w:val="nil"/>
-              <w:bottom w:val="single" w:sz="12" w:space="0" w:color="auto"/>
-              <w:right w:val="nil"/>
-            </w:tcBorders>
-          </w:tcPr>
-          <w:p>
-            <w:pPr>
-              <w:pStyle w:val="af1"/>
-            </w:pPr>
-          </w:p>
-        </w:tc>
-      </w:tr>
-    </w:tbl>
-    <w:p/>
     <w:p>
       <w:pPr>
-        <w:pStyle w:val="2"/>
-        <w:spacing w:before="326" w:after="326"/>
+        <w:pStyle w:val="3"/>
       </w:pPr>
       <w:r>
         <w:rPr>
           <w:rFonts w:hint="eastAsia"/>
         </w:rPr>
-        <w:t>注意事项</w:t>
+        <w:t>静态属性</w:t>
       </w:r>
     </w:p>
     <w:p>
       <w:pPr>
-        <w:pStyle w:val="2"/>
-        <w:spacing w:before="326" w:after="326"/>
+        <w:pStyle w:val="3"/>
       </w:pPr>
       <w:r>
         <w:rPr>
           <w:rFonts w:hint="eastAsia"/>
         </w:rPr>
-        <w:t>兼容性</w:t>
+        <w:t>静态方法</w:t>
+      </w:r>
+    </w:p>
+    <w:p>
+      <w:pPr>
+        <w:pStyle w:val="3"/>
+      </w:pPr>
+      <w:r>
+        <w:rPr>
+          <w:rFonts w:hint="eastAsia"/>
+        </w:rPr>
+        <w:t>实例属性</w:t>
+      </w:r>
+    </w:p>
+    <w:p>
+      <w:pPr>
+        <w:pStyle w:val="3"/>
+      </w:pPr>
+      <w:r>
+        <w:rPr>
+          <w:rFonts w:hint="eastAsia"/>
+        </w:rPr>
+        <w:t>实例方法</w:t>
+      </w:r>
+    </w:p>
+    <w:p>
+      <w:pPr>
+        <w:pStyle w:val="2"/>
+      </w:pPr>
+      <w:r>
+        <w:rPr>
+          <w:rFonts w:hint="eastAsia"/>
+        </w:rPr>
+        <w:t>事件</w:t>
       </w:r>
     </w:p>
     <w:sectPr>
@@ -449,10 +312,10 @@
       <w:headerReference w:type="first" r:id="rId12"/>
       <w:footerReference w:type="first" r:id="rId13"/>
       <w:pgSz w:w="11906" w:h="16838"/>
-      <w:pgMar w:top="1440" w:right="1800" w:bottom="1440" w:left="1800" w:header="850" w:footer="992" w:gutter="0"/>
+      <w:pgMar w:top="1440" w:right="1800" w:bottom="1440" w:left="1800" w:header="720" w:footer="720" w:gutter="0"/>
       <w:pgNumType w:start="1"/>
       <w:cols w:space="720"/>
-      <w:docGrid w:type="lines" w:linePitch="326"/>
+      <w:docGrid w:type="lines" w:linePitch="312"/>
     </w:sectPr>
   </w:body>
 </w:document>
@@ -596,7 +459,40 @@
       <w:ind w:firstLineChars="0" w:firstLine="0"/>
     </w:pPr>
     <w:r>
-      <w:t>6/4/2024</w:t>
+      <w:rPr>
+        <w:rFonts w:hint="eastAsia"/>
+      </w:rPr>
+      <w:t>2024</w:t>
+    </w:r>
+    <w:r>
+      <w:rPr>
+        <w:rFonts w:hint="eastAsia"/>
+      </w:rPr>
+      <w:t>年</w:t>
+    </w:r>
+    <w:r>
+      <w:rPr>
+        <w:rFonts w:hint="eastAsia"/>
+      </w:rPr>
+      <w:t>6</w:t>
+    </w:r>
+    <w:r>
+      <w:rPr>
+        <w:rFonts w:hint="eastAsia"/>
+      </w:rPr>
+      <w:t>月</w:t>
+    </w:r>
+    <w:r>
+      <w:rPr>
+        <w:rFonts w:hint="eastAsia"/>
+      </w:rPr>
+      <w:t>7</w:t>
+    </w:r>
+    <w:r>
+      <w:rPr>
+        <w:rFonts w:hint="eastAsia"/>
+      </w:rPr>
+      <w:t>日</w:t>
     </w:r>
   </w:p>
 </w:hdr>
@@ -618,7 +514,7 @@
   <w:abstractNum w:abstractNumId="0" w15:restartNumberingAfterBreak="0">
     <w:nsid w:val="0BDB0864"/>
     <w:multiLevelType w:val="multilevel"/>
-    <w:tmpl w:val="E670DF4A"/>
+    <w:tmpl w:val="9E4A04D2"/>
     <w:lvl w:ilvl="0">
       <w:start w:val="1"/>
       <w:numFmt w:val="decimal"/>
@@ -853,95 +749,6 @@
     </w:lvl>
   </w:abstractNum>
   <w:abstractNum w:abstractNumId="2" w15:restartNumberingAfterBreak="0">
-    <w:nsid w:val="0D581450"/>
-    <w:multiLevelType w:val="hybridMultilevel"/>
-    <w:tmpl w:val="5C8AA1C0"/>
-    <w:lvl w:ilvl="0" w:tplc="4D9CDBB8">
-      <w:start w:val="1"/>
-      <w:numFmt w:val="decimal"/>
-      <w:lvlText w:val="%1"/>
-      <w:lvlJc w:val="right"/>
-      <w:pPr>
-        <w:ind w:left="440" w:hanging="440"/>
-      </w:pPr>
-      <w:rPr>
-        <w:rFonts w:hint="eastAsia"/>
-      </w:rPr>
-    </w:lvl>
-    <w:lvl w:ilvl="1" w:tplc="04090019" w:tentative="1">
-      <w:start w:val="1"/>
-      <w:numFmt w:val="lowerLetter"/>
-      <w:lvlText w:val="%2)"/>
-      <w:lvlJc w:val="left"/>
-      <w:pPr>
-        <w:ind w:left="880" w:hanging="440"/>
-      </w:pPr>
-    </w:lvl>
-    <w:lvl w:ilvl="2" w:tplc="0409001B" w:tentative="1">
-      <w:start w:val="1"/>
-      <w:numFmt w:val="lowerRoman"/>
-      <w:lvlText w:val="%3."/>
-      <w:lvlJc w:val="right"/>
-      <w:pPr>
-        <w:ind w:left="1320" w:hanging="440"/>
-      </w:pPr>
-    </w:lvl>
-    <w:lvl w:ilvl="3" w:tplc="0409000F" w:tentative="1">
-      <w:start w:val="1"/>
-      <w:numFmt w:val="decimal"/>
-      <w:lvlText w:val="%4."/>
-      <w:lvlJc w:val="left"/>
-      <w:pPr>
-        <w:ind w:left="1760" w:hanging="440"/>
-      </w:pPr>
-    </w:lvl>
-    <w:lvl w:ilvl="4" w:tplc="04090019" w:tentative="1">
-      <w:start w:val="1"/>
-      <w:numFmt w:val="lowerLetter"/>
-      <w:lvlText w:val="%5)"/>
-      <w:lvlJc w:val="left"/>
-      <w:pPr>
-        <w:ind w:left="2200" w:hanging="440"/>
-      </w:pPr>
-    </w:lvl>
-    <w:lvl w:ilvl="5" w:tplc="0409001B" w:tentative="1">
-      <w:start w:val="1"/>
-      <w:numFmt w:val="lowerRoman"/>
-      <w:lvlText w:val="%6."/>
-      <w:lvlJc w:val="right"/>
-      <w:pPr>
-        <w:ind w:left="2640" w:hanging="440"/>
-      </w:pPr>
-    </w:lvl>
-    <w:lvl w:ilvl="6" w:tplc="0409000F" w:tentative="1">
-      <w:start w:val="1"/>
-      <w:numFmt w:val="decimal"/>
-      <w:lvlText w:val="%7."/>
-      <w:lvlJc w:val="left"/>
-      <w:pPr>
-        <w:ind w:left="3080" w:hanging="440"/>
-      </w:pPr>
-    </w:lvl>
-    <w:lvl w:ilvl="7" w:tplc="04090019" w:tentative="1">
-      <w:start w:val="1"/>
-      <w:numFmt w:val="lowerLetter"/>
-      <w:lvlText w:val="%8)"/>
-      <w:lvlJc w:val="left"/>
-      <w:pPr>
-        <w:ind w:left="3520" w:hanging="440"/>
-      </w:pPr>
-    </w:lvl>
-    <w:lvl w:ilvl="8" w:tplc="0409001B" w:tentative="1">
-      <w:start w:val="1"/>
-      <w:numFmt w:val="lowerRoman"/>
-      <w:lvlText w:val="%9."/>
-      <w:lvlJc w:val="right"/>
-      <w:pPr>
-        <w:ind w:left="3960" w:hanging="440"/>
-      </w:pPr>
-    </w:lvl>
-  </w:abstractNum>
-  <w:abstractNum w:abstractNumId="3" w15:restartNumberingAfterBreak="0">
     <w:nsid w:val="23E23D15"/>
     <w:multiLevelType w:val="multilevel"/>
     <w:tmpl w:val="D46CCD10"/>
@@ -1042,7 +849,7 @@
       </w:pPr>
     </w:lvl>
   </w:abstractNum>
-  <w:abstractNum w:abstractNumId="4" w15:restartNumberingAfterBreak="0">
+  <w:abstractNum w:abstractNumId="3" w15:restartNumberingAfterBreak="0">
     <w:nsid w:val="28312D2C"/>
     <w:multiLevelType w:val="multilevel"/>
     <w:tmpl w:val="759200B0"/>
@@ -1155,7 +962,7 @@
       </w:rPr>
     </w:lvl>
   </w:abstractNum>
-  <w:abstractNum w:abstractNumId="5" w15:restartNumberingAfterBreak="0">
+  <w:abstractNum w:abstractNumId="4" w15:restartNumberingAfterBreak="0">
     <w:nsid w:val="42C07A64"/>
     <w:multiLevelType w:val="multilevel"/>
     <w:tmpl w:val="2FFC510A"/>
@@ -1304,7 +1111,7 @@
       </w:rPr>
     </w:lvl>
   </w:abstractNum>
-  <w:abstractNum w:abstractNumId="6" w15:restartNumberingAfterBreak="0">
+  <w:abstractNum w:abstractNumId="5" w15:restartNumberingAfterBreak="0">
     <w:nsid w:val="49B60264"/>
     <w:multiLevelType w:val="hybridMultilevel"/>
     <w:tmpl w:val="92F8BB50"/>
@@ -1390,7 +1197,7 @@
       </w:pPr>
     </w:lvl>
   </w:abstractNum>
-  <w:abstractNum w:abstractNumId="7" w15:restartNumberingAfterBreak="0">
+  <w:abstractNum w:abstractNumId="6" w15:restartNumberingAfterBreak="0">
     <w:nsid w:val="54B9005E"/>
     <w:multiLevelType w:val="multilevel"/>
     <w:tmpl w:val="A19C8A5E"/>
@@ -1503,7 +1310,7 @@
       </w:rPr>
     </w:lvl>
   </w:abstractNum>
-  <w:abstractNum w:abstractNumId="8" w15:restartNumberingAfterBreak="0">
+  <w:abstractNum w:abstractNumId="7" w15:restartNumberingAfterBreak="0">
     <w:nsid w:val="72697E3B"/>
     <w:multiLevelType w:val="multilevel"/>
     <w:tmpl w:val="5A90C536"/>
@@ -1616,7 +1423,7 @@
       </w:rPr>
     </w:lvl>
   </w:abstractNum>
-  <w:abstractNum w:abstractNumId="9" w15:restartNumberingAfterBreak="0">
+  <w:abstractNum w:abstractNumId="8" w15:restartNumberingAfterBreak="0">
     <w:nsid w:val="76143399"/>
     <w:multiLevelType w:val="multilevel"/>
     <w:tmpl w:val="5A90C536"/>
@@ -1733,25 +1540,25 @@
     <w:abstractNumId w:val="0"/>
   </w:num>
   <w:num w:numId="2" w16cid:durableId="356397756">
+    <w:abstractNumId w:val="2"/>
+  </w:num>
+  <w:num w:numId="3" w16cid:durableId="135413807">
+    <w:abstractNumId w:val="2"/>
+  </w:num>
+  <w:num w:numId="4" w16cid:durableId="1514878105">
+    <w:abstractNumId w:val="6"/>
+  </w:num>
+  <w:num w:numId="5" w16cid:durableId="869145537">
+    <w:abstractNumId w:val="4"/>
+  </w:num>
+  <w:num w:numId="6" w16cid:durableId="1131628320">
+    <w:abstractNumId w:val="5"/>
+  </w:num>
+  <w:num w:numId="7" w16cid:durableId="1772814433">
     <w:abstractNumId w:val="3"/>
   </w:num>
-  <w:num w:numId="3" w16cid:durableId="135413807">
-    <w:abstractNumId w:val="3"/>
-  </w:num>
-  <w:num w:numId="4" w16cid:durableId="1514878105">
-    <w:abstractNumId w:val="7"/>
-  </w:num>
-  <w:num w:numId="5" w16cid:durableId="869145537">
-    <w:abstractNumId w:val="5"/>
-  </w:num>
-  <w:num w:numId="6" w16cid:durableId="1131628320">
-    <w:abstractNumId w:val="6"/>
-  </w:num>
-  <w:num w:numId="7" w16cid:durableId="1772814433">
-    <w:abstractNumId w:val="4"/>
-  </w:num>
   <w:num w:numId="8" w16cid:durableId="474225155">
-    <w:abstractNumId w:val="9"/>
+    <w:abstractNumId w:val="8"/>
   </w:num>
   <w:num w:numId="9" w16cid:durableId="18314955">
     <w:abstractNumId w:val="0"/>
@@ -1760,13 +1567,10 @@
     <w:abstractNumId w:val="0"/>
   </w:num>
   <w:num w:numId="11" w16cid:durableId="1627812537">
-    <w:abstractNumId w:val="8"/>
+    <w:abstractNumId w:val="7"/>
   </w:num>
   <w:num w:numId="12" w16cid:durableId="125926750">
     <w:abstractNumId w:val="1"/>
-  </w:num>
-  <w:num w:numId="13" w16cid:durableId="105081516">
-    <w:abstractNumId w:val="2"/>
   </w:num>
 </w:numbering>
 </file>
@@ -2212,7 +2016,7 @@
     <w:uiPriority w:val="9"/>
     <w:unhideWhenUsed/>
     <w:qFormat/>
-    <w:rsid w:val="00FF2C1B"/>
+    <w:rsid w:val="00DD667F"/>
     <w:pPr>
       <w:keepNext/>
       <w:keepLines/>
@@ -2612,7 +2416,7 @@
     <w:basedOn w:val="a0"/>
     <w:link w:val="2"/>
     <w:uiPriority w:val="9"/>
-    <w:rsid w:val="00FF2C1B"/>
+    <w:rsid w:val="00DD667F"/>
     <w:rPr>
       <w:rFonts w:ascii="宋体" w:eastAsia="宋体" w:hAnsi="宋体" w:cstheme="majorBidi"/>
       <w:b/>
@@ -2935,7 +2739,7 @@
     <w:name w:val="Table Grid"/>
     <w:basedOn w:val="a1"/>
     <w:uiPriority w:val="39"/>
-    <w:rsid w:val="003A19EE"/>
+    <w:rsid w:val="007C0A10"/>
     <w:tblPr>
       <w:tblBorders>
         <w:top w:val="single" w:sz="4" w:space="0" w:color="auto"/>
@@ -2952,27 +2756,20 @@
     <w:basedOn w:val="a"/>
     <w:link w:val="af2"/>
     <w:qFormat/>
-    <w:rsid w:val="003A19EE"/>
+    <w:rsid w:val="007C0A10"/>
     <w:pPr>
       <w:ind w:firstLineChars="0" w:firstLine="0"/>
-      <w:jc w:val="center"/>
     </w:pPr>
-    <w:rPr>
-      <w:sz w:val="18"/>
-      <w:szCs w:val="18"/>
-      <w:lang w:val="en-ZW"/>
-    </w:rPr>
   </w:style>
   <w:style w:type="character" w:customStyle="1" w:styleId="af2">
     <w:name w:val="表格内容 字符"/>
     <w:basedOn w:val="a0"/>
     <w:link w:val="af1"/>
-    <w:rsid w:val="003A19EE"/>
+    <w:rsid w:val="007C0A10"/>
     <w:rPr>
       <w:rFonts w:ascii="Times New Roman" w:eastAsia="宋体" w:hAnsi="Times New Roman" w:cs="Times New Roman"/>
-      <w:sz w:val="18"/>
-      <w:szCs w:val="18"/>
-      <w:lang w:val="en-ZW"/>
+      <w:sz w:val="24"/>
+      <w:szCs w:val="24"/>
     </w:rPr>
   </w:style>
 </w:styles>

--- a/Web Workers API/WorkerGlobalScope/index.docx
+++ b/Web Workers API/WorkerGlobalScope/index.docx
@@ -5,312 +5,1648 @@
     <w:p>
       <w:pPr>
         <w:pStyle w:val="1"/>
-      </w:pPr>
+        <w:rPr>
+          <w:rFonts w:ascii="Times New Roman" w:hAnsi="Times New Roman"/>
+        </w:rPr>
+      </w:pPr>
+      <w:proofErr w:type="spellStart"/>
+      <w:r>
+        <w:rPr>
+          <w:rFonts w:ascii="Times New Roman" w:hAnsi="Times New Roman"/>
+        </w:rPr>
+        <w:t>WorkerGlobalScope</w:t>
+      </w:r>
+      <w:proofErr w:type="spellEnd"/>
+    </w:p>
+    <w:p>
+      <w:pPr>
+        <w:pStyle w:val="2"/>
+        <w:rPr>
+          <w:rFonts w:ascii="Times New Roman" w:hAnsi="Times New Roman" w:cs="Times New Roman"/>
+        </w:rPr>
+      </w:pPr>
+      <w:r>
+        <w:rPr>
+          <w:rFonts w:ascii="Times New Roman" w:hAnsi="Times New Roman" w:cs="Times New Roman"/>
+        </w:rPr>
+        <w:t>介绍</w:t>
+      </w:r>
+    </w:p>
+    <w:p>
+      <w:proofErr w:type="spellStart"/>
+      <w:r>
+        <w:t>WebWorkersAPI</w:t>
+      </w:r>
+      <w:proofErr w:type="spellEnd"/>
+      <w:r>
+        <w:t>的</w:t>
+      </w:r>
+      <w:proofErr w:type="spellStart"/>
+      <w:r>
+        <w:t>WorkerGlobalScope</w:t>
+      </w:r>
+      <w:proofErr w:type="spellEnd"/>
+      <w:r>
+        <w:t>接口是表示任何</w:t>
+      </w:r>
+      <w:r>
+        <w:t>Workers</w:t>
+      </w:r>
+      <w:r>
+        <w:t>范围的接口，没有浏览上下文；该范围包含通常由</w:t>
+      </w:r>
+      <w:r>
+        <w:t>Window</w:t>
+      </w:r>
+      <w:r>
+        <w:t>对象（在本例中为事件处理程序、控制台或关联的</w:t>
+      </w:r>
+      <w:proofErr w:type="spellStart"/>
+      <w:r>
+        <w:t>WorkerNavigator</w:t>
+      </w:r>
+      <w:proofErr w:type="spellEnd"/>
+      <w:r>
+        <w:t>对象）传递的信息。</w:t>
+      </w:r>
+      <w:proofErr w:type="spellStart"/>
+      <w:r>
+        <w:t>WorkerGlobalScope</w:t>
+      </w:r>
+      <w:proofErr w:type="spellEnd"/>
+      <w:r>
+        <w:t>有自己的事件循环。</w:t>
+      </w:r>
+    </w:p>
+    <w:p>
+      <w:r>
+        <w:t>此接口通常由每种工作线程类型专门化：专用工作线程的</w:t>
+      </w:r>
+      <w:proofErr w:type="spellStart"/>
+      <w:r>
+        <w:t>DedicatedWorkerGlobalScope</w:t>
+      </w:r>
+      <w:proofErr w:type="spellEnd"/>
+      <w:r>
+        <w:t>、共享工作线程的</w:t>
+      </w:r>
+      <w:proofErr w:type="spellStart"/>
+      <w:r>
+        <w:t>SharedWorkerGlobalScope</w:t>
+      </w:r>
+      <w:proofErr w:type="spellEnd"/>
+      <w:r>
+        <w:t>以及</w:t>
+      </w:r>
+      <w:proofErr w:type="spellStart"/>
+      <w:r>
+        <w:t>ServiceWorker</w:t>
+      </w:r>
+      <w:proofErr w:type="spellEnd"/>
+      <w:r>
+        <w:t>的</w:t>
+      </w:r>
+      <w:proofErr w:type="spellStart"/>
+      <w:r>
+        <w:t>ServiceWorkerGlobalScope</w:t>
+      </w:r>
+      <w:proofErr w:type="spellEnd"/>
+      <w:r>
+        <w:t>属性</w:t>
+      </w:r>
+      <w:r>
+        <w:t>self</w:t>
+      </w:r>
+      <w:r>
+        <w:t>返回每个上下文的专用范围。</w:t>
+      </w:r>
+    </w:p>
+    <w:p>
+      <w:pPr>
+        <w:pStyle w:val="2"/>
+        <w:rPr>
+          <w:rFonts w:ascii="Times New Roman" w:hAnsi="Times New Roman" w:cs="Times New Roman"/>
+        </w:rPr>
+      </w:pPr>
+      <w:r>
+        <w:rPr>
+          <w:rFonts w:ascii="Times New Roman" w:hAnsi="Times New Roman" w:cs="Times New Roman"/>
+        </w:rPr>
+        <w:t>继承于：</w:t>
+      </w:r>
+      <w:proofErr w:type="spellStart"/>
+      <w:r>
+        <w:rPr>
+          <w:rFonts w:ascii="Times New Roman" w:hAnsi="Times New Roman" w:cs="Times New Roman"/>
+        </w:rPr>
+        <w:t>EventTarget</w:t>
+      </w:r>
+      <w:proofErr w:type="spellEnd"/>
+    </w:p>
+    <w:p>
+      <w:pPr>
+        <w:pStyle w:val="2"/>
+        <w:rPr>
+          <w:rFonts w:ascii="Times New Roman" w:hAnsi="Times New Roman" w:cs="Times New Roman"/>
+        </w:rPr>
+      </w:pPr>
+      <w:r>
+        <w:rPr>
+          <w:rFonts w:ascii="Times New Roman" w:hAnsi="Times New Roman" w:cs="Times New Roman"/>
+        </w:rPr>
+        <w:t>属性方法</w:t>
+      </w:r>
+    </w:p>
+    <w:p>
+      <w:pPr>
+        <w:pStyle w:val="3"/>
+        <w:rPr>
+          <w:rFonts w:ascii="Times New Roman" w:hAnsi="Times New Roman" w:cs="Times New Roman"/>
+        </w:rPr>
+      </w:pPr>
+      <w:r>
+        <w:rPr>
+          <w:rFonts w:ascii="Times New Roman" w:hAnsi="Times New Roman" w:cs="Times New Roman"/>
+        </w:rPr>
+        <w:t>实例属性</w:t>
+      </w:r>
+    </w:p>
+    <w:p>
+      <w:hyperlink r:id="rId7" w:history="1">
+        <w:r>
+          <w:rPr>
+            <w:rStyle w:val="HTML1"/>
+            <w:rFonts w:ascii="Times New Roman" w:hAnsi="Times New Roman" w:cs="Times New Roman"/>
+            <w:color w:val="0000FF"/>
+            <w:u w:val="single"/>
+          </w:rPr>
+          <w:t>WorkerGlobalScope.caches</w:t>
+        </w:r>
+      </w:hyperlink>
+      <w:r>
+        <w:rPr>
+          <w:rStyle w:val="badge"/>
+          <w:color w:val="1B1B1B"/>
+        </w:rPr>
+        <w:t>只读</w:t>
+      </w:r>
+    </w:p>
+    <w:p>
+      <w:r>
+        <w:t>返回</w:t>
+      </w:r>
+      <w:hyperlink r:id="rId8" w:history="1">
+        <w:r>
+          <w:rPr>
+            <w:rStyle w:val="HTML1"/>
+            <w:rFonts w:ascii="Times New Roman" w:hAnsi="Times New Roman" w:cs="Times New Roman"/>
+            <w:color w:val="0000FF"/>
+            <w:u w:val="single"/>
+          </w:rPr>
+          <w:t>CacheStorage</w:t>
+        </w:r>
+      </w:hyperlink>
+      <w:r>
+        <w:t>与当前上下文关联的对象。此对象可实现诸如存储资产以供离线使用以及生成对请求的自定义响应等功能。</w:t>
+      </w:r>
+    </w:p>
+    <w:p>
+      <w:hyperlink r:id="rId9" w:history="1">
+        <w:r>
+          <w:rPr>
+            <w:rStyle w:val="HTML1"/>
+            <w:rFonts w:ascii="Times New Roman" w:hAnsi="Times New Roman" w:cs="Times New Roman"/>
+            <w:color w:val="0000FF"/>
+            <w:u w:val="single"/>
+          </w:rPr>
+          <w:t>console</w:t>
+        </w:r>
+      </w:hyperlink>
       <w:r>
         <w:rPr>
           <w:rFonts w:hint="eastAsia"/>
         </w:rPr>
-        <w:t>API中的接口</w:t>
-      </w:r>
+        <w:t xml:space="preserve"> </w:t>
+      </w:r>
+      <w:r>
+        <w:rPr>
+          <w:rStyle w:val="badge"/>
+          <w:color w:val="1B1B1B"/>
+        </w:rPr>
+        <w:t>只读</w:t>
+      </w:r>
+      <w:r>
+        <w:rPr>
+          <w:rStyle w:val="visually-hidden"/>
+          <w:color w:val="1B1B1B"/>
+          <w:bdr w:val="none" w:sz="0" w:space="0" w:color="auto" w:frame="1"/>
+        </w:rPr>
+        <w:t>非标</w:t>
+      </w:r>
+    </w:p>
+    <w:p>
+      <w:r>
+        <w:t>返回与</w:t>
+      </w:r>
+      <w:r>
+        <w:t>worker</w:t>
+      </w:r>
+      <w:r>
+        <w:t>相关的</w:t>
+      </w:r>
+      <w:r>
+        <w:fldChar w:fldCharType="begin"/>
+      </w:r>
+      <w:r>
+        <w:instrText>HYPERLINK "https://developer.mozilla.org/en-US/docs/Web/API/console"</w:instrText>
+      </w:r>
+      <w:r>
+        <w:fldChar w:fldCharType="separate"/>
+      </w:r>
+      <w:r>
+        <w:rPr>
+          <w:rStyle w:val="HTML1"/>
+          <w:rFonts w:ascii="Times New Roman" w:hAnsi="Times New Roman" w:cs="Times New Roman"/>
+          <w:color w:val="0000FF"/>
+          <w:u w:val="single"/>
+        </w:rPr>
+        <w:t>console</w:t>
+      </w:r>
+      <w:r>
+        <w:fldChar w:fldCharType="end"/>
+      </w:r>
+      <w:r>
+        <w:t>。</w:t>
+      </w:r>
+    </w:p>
+    <w:p>
+      <w:hyperlink r:id="rId10" w:history="1">
+        <w:r>
+          <w:rPr>
+            <w:rStyle w:val="HTML1"/>
+            <w:rFonts w:ascii="Times New Roman" w:hAnsi="Times New Roman" w:cs="Times New Roman"/>
+            <w:color w:val="0000FF"/>
+            <w:u w:val="single"/>
+          </w:rPr>
+          <w:t>WorkerGlobalScope.crossOriginIsolated</w:t>
+        </w:r>
+      </w:hyperlink>
+      <w:r>
+        <w:rPr>
+          <w:rStyle w:val="badge"/>
+          <w:color w:val="1B1B1B"/>
+        </w:rPr>
+        <w:t>只读</w:t>
+      </w:r>
+    </w:p>
+    <w:p>
+      <w:r>
+        <w:t>返回一个布尔值，指示网站是否处于跨域隔离状态。</w:t>
+      </w:r>
+    </w:p>
+    <w:p>
+      <w:hyperlink r:id="rId11" w:history="1">
+        <w:r>
+          <w:rPr>
+            <w:rStyle w:val="HTML1"/>
+            <w:rFonts w:ascii="Times New Roman" w:hAnsi="Times New Roman" w:cs="Times New Roman"/>
+            <w:color w:val="0000FF"/>
+            <w:u w:val="single"/>
+          </w:rPr>
+          <w:t>WorkerGlobalScope.crypto</w:t>
+        </w:r>
+      </w:hyperlink>
+      <w:r>
+        <w:rPr>
+          <w:rStyle w:val="badge"/>
+          <w:color w:val="1B1B1B"/>
+        </w:rPr>
+        <w:t>只读</w:t>
+      </w:r>
+    </w:p>
+    <w:p>
+      <w:r>
+        <w:t>返回</w:t>
+      </w:r>
+      <w:hyperlink r:id="rId12" w:history="1">
+        <w:r>
+          <w:rPr>
+            <w:rStyle w:val="HTML1"/>
+            <w:rFonts w:ascii="Times New Roman" w:hAnsi="Times New Roman" w:cs="Times New Roman"/>
+            <w:color w:val="0000FF"/>
+            <w:u w:val="single"/>
+          </w:rPr>
+          <w:t>Crypto</w:t>
+        </w:r>
+      </w:hyperlink>
+      <w:r>
+        <w:t>与全局对象关联的对象。</w:t>
+      </w:r>
+    </w:p>
+    <w:p>
+      <w:hyperlink r:id="rId13" w:history="1">
+        <w:r>
+          <w:rPr>
+            <w:rStyle w:val="HTML1"/>
+            <w:rFonts w:ascii="Times New Roman" w:hAnsi="Times New Roman" w:cs="Times New Roman"/>
+            <w:color w:val="0000FF"/>
+            <w:u w:val="single"/>
+          </w:rPr>
+          <w:t>WorkerGlobalScope.fonts</w:t>
+        </w:r>
+      </w:hyperlink>
+      <w:r>
+        <w:rPr>
+          <w:rStyle w:val="badge"/>
+          <w:color w:val="1B1B1B"/>
+        </w:rPr>
+        <w:t>只读</w:t>
+      </w:r>
+    </w:p>
+    <w:p>
+      <w:r>
+        <w:t>返回</w:t>
+      </w:r>
+      <w:hyperlink r:id="rId14" w:history="1">
+        <w:r>
+          <w:rPr>
+            <w:rStyle w:val="HTML1"/>
+            <w:rFonts w:ascii="Times New Roman" w:hAnsi="Times New Roman" w:cs="Times New Roman"/>
+            <w:color w:val="0000FF"/>
+            <w:u w:val="single"/>
+          </w:rPr>
+          <w:t>FontFaceSet</w:t>
+        </w:r>
+      </w:hyperlink>
+      <w:r>
+        <w:t>与</w:t>
+      </w:r>
+      <w:r>
+        <w:t>worker</w:t>
+      </w:r>
+      <w:r>
+        <w:t>相关的。</w:t>
+      </w:r>
+    </w:p>
+    <w:p>
+      <w:hyperlink r:id="rId15" w:history="1">
+        <w:r>
+          <w:rPr>
+            <w:rStyle w:val="HTML1"/>
+            <w:rFonts w:ascii="Times New Roman" w:hAnsi="Times New Roman" w:cs="Times New Roman"/>
+            <w:color w:val="0000FF"/>
+            <w:u w:val="single"/>
+          </w:rPr>
+          <w:t>WorkerGlobalScope.indexedDB</w:t>
+        </w:r>
+      </w:hyperlink>
+      <w:r>
+        <w:rPr>
+          <w:rStyle w:val="badge"/>
+          <w:color w:val="1B1B1B"/>
+        </w:rPr>
+        <w:t>只读</w:t>
+      </w:r>
+    </w:p>
+    <w:p>
+      <w:r>
+        <w:t>为</w:t>
+      </w:r>
+      <w:r>
+        <w:t>worker</w:t>
+      </w:r>
+      <w:r>
+        <w:t>提供异步访问索引数据库能力的机制；返回一个</w:t>
+      </w:r>
+      <w:hyperlink r:id="rId16" w:history="1">
+        <w:r>
+          <w:rPr>
+            <w:rStyle w:val="HTML1"/>
+            <w:rFonts w:ascii="Times New Roman" w:hAnsi="Times New Roman" w:cs="Times New Roman"/>
+            <w:color w:val="0000FF"/>
+            <w:u w:val="single"/>
+          </w:rPr>
+          <w:t>IDBFactory</w:t>
+        </w:r>
+      </w:hyperlink>
+      <w:r>
+        <w:t>对象。</w:t>
+      </w:r>
+    </w:p>
+    <w:p>
+      <w:hyperlink r:id="rId17" w:history="1">
+        <w:r>
+          <w:rPr>
+            <w:rStyle w:val="HTML1"/>
+            <w:rFonts w:ascii="Times New Roman" w:hAnsi="Times New Roman" w:cs="Times New Roman"/>
+            <w:color w:val="0000FF"/>
+            <w:u w:val="single"/>
+          </w:rPr>
+          <w:t>WorkerGlobalScope.isSecureContext</w:t>
+        </w:r>
+      </w:hyperlink>
+      <w:r>
+        <w:rPr>
+          <w:rStyle w:val="badge"/>
+          <w:color w:val="1B1B1B"/>
+        </w:rPr>
+        <w:t>只读</w:t>
+      </w:r>
+    </w:p>
+    <w:p>
+      <w:r>
+        <w:t>返回一个布尔值，指示当前上下文是否安全</w:t>
+      </w:r>
+      <w:r>
+        <w:t>(</w:t>
+      </w:r>
+      <w:r>
+        <w:rPr>
+          <w:rStyle w:val="HTML1"/>
+          <w:rFonts w:ascii="Times New Roman" w:hAnsi="Times New Roman" w:cs="Times New Roman"/>
+          <w:color w:val="1B1B1B"/>
+        </w:rPr>
+        <w:t>true</w:t>
+      </w:r>
+      <w:r>
+        <w:t>)</w:t>
+      </w:r>
+      <w:r>
+        <w:t>或不安全</w:t>
+      </w:r>
+      <w:r>
+        <w:t>(</w:t>
+      </w:r>
+      <w:r>
+        <w:rPr>
+          <w:rStyle w:val="HTML1"/>
+          <w:rFonts w:ascii="Times New Roman" w:hAnsi="Times New Roman" w:cs="Times New Roman"/>
+          <w:color w:val="1B1B1B"/>
+        </w:rPr>
+        <w:t>false</w:t>
+      </w:r>
+      <w:r>
+        <w:t>)</w:t>
+      </w:r>
+      <w:r>
+        <w:t>。</w:t>
+      </w:r>
+    </w:p>
+    <w:p>
+      <w:hyperlink r:id="rId18" w:history="1">
+        <w:r>
+          <w:rPr>
+            <w:rStyle w:val="HTML1"/>
+            <w:rFonts w:ascii="Times New Roman" w:hAnsi="Times New Roman" w:cs="Times New Roman"/>
+            <w:color w:val="0000FF"/>
+            <w:u w:val="single"/>
+          </w:rPr>
+          <w:t>WorkerGlobalScope.location</w:t>
+        </w:r>
+      </w:hyperlink>
+      <w:r>
+        <w:rPr>
+          <w:rStyle w:val="badge"/>
+          <w:color w:val="1B1B1B"/>
+        </w:rPr>
+        <w:t>只读</w:t>
+      </w:r>
+    </w:p>
+    <w:p>
+      <w:r>
+        <w:t>返回</w:t>
+      </w:r>
+      <w:hyperlink r:id="rId19" w:history="1">
+        <w:r>
+          <w:rPr>
+            <w:rStyle w:val="HTML1"/>
+            <w:rFonts w:ascii="Times New Roman" w:hAnsi="Times New Roman" w:cs="Times New Roman"/>
+            <w:color w:val="0000FF"/>
+            <w:u w:val="single"/>
+          </w:rPr>
+          <w:t>WorkerLocation</w:t>
+        </w:r>
+      </w:hyperlink>
+      <w:r>
+        <w:t>与</w:t>
+      </w:r>
+      <w:r>
+        <w:t>worker</w:t>
+      </w:r>
+      <w:r>
+        <w:t>相关的。它是一个特定的位置对象，主要是</w:t>
+      </w:r>
+      <w:hyperlink r:id="rId20" w:history="1">
+        <w:r>
+          <w:rPr>
+            <w:rStyle w:val="HTML1"/>
+            <w:rFonts w:ascii="Times New Roman" w:hAnsi="Times New Roman" w:cs="Times New Roman"/>
+            <w:color w:val="0000FF"/>
+            <w:u w:val="single"/>
+          </w:rPr>
+          <w:t>Location</w:t>
+        </w:r>
+      </w:hyperlink>
+      <w:r>
+        <w:t>浏览范围的子集，但适用于</w:t>
+      </w:r>
+      <w:proofErr w:type="spellStart"/>
+      <w:r>
+        <w:t>workers.r</w:t>
+      </w:r>
+      <w:proofErr w:type="spellEnd"/>
+      <w:r>
+        <w:t>。</w:t>
+      </w:r>
+    </w:p>
+    <w:p>
+      <w:hyperlink r:id="rId21" w:history="1">
+        <w:r>
+          <w:rPr>
+            <w:rStyle w:val="HTML1"/>
+            <w:rFonts w:ascii="Times New Roman" w:hAnsi="Times New Roman" w:cs="Times New Roman"/>
+            <w:color w:val="0000FF"/>
+            <w:u w:val="single"/>
+          </w:rPr>
+          <w:t>WorkerGlobalScope.navigator</w:t>
+        </w:r>
+      </w:hyperlink>
+      <w:r>
+        <w:rPr>
+          <w:rStyle w:val="badge"/>
+          <w:color w:val="1B1B1B"/>
+        </w:rPr>
+        <w:t>只读</w:t>
+      </w:r>
+    </w:p>
+    <w:p>
+      <w:r>
+        <w:t>返回</w:t>
+      </w:r>
+      <w:hyperlink r:id="rId22" w:history="1">
+        <w:r>
+          <w:rPr>
+            <w:rStyle w:val="HTML1"/>
+            <w:rFonts w:ascii="Times New Roman" w:hAnsi="Times New Roman" w:cs="Times New Roman"/>
+            <w:color w:val="0000FF"/>
+            <w:u w:val="single"/>
+          </w:rPr>
+          <w:t>WorkerNavigator</w:t>
+        </w:r>
+      </w:hyperlink>
+      <w:r>
+        <w:t>与</w:t>
+      </w:r>
+      <w:r>
+        <w:t>worker</w:t>
+      </w:r>
+      <w:r>
+        <w:t>相关的。它是一个特定的导航器对象，主要是</w:t>
+      </w:r>
+      <w:hyperlink r:id="rId23" w:history="1">
+        <w:r>
+          <w:rPr>
+            <w:rStyle w:val="HTML1"/>
+            <w:rFonts w:ascii="Times New Roman" w:hAnsi="Times New Roman" w:cs="Times New Roman"/>
+            <w:color w:val="0000FF"/>
+            <w:u w:val="single"/>
+          </w:rPr>
+          <w:t>Navigator</w:t>
+        </w:r>
+      </w:hyperlink>
+      <w:r>
+        <w:t>浏览范围的子集，但适用于工作人员。</w:t>
+      </w:r>
+    </w:p>
+    <w:p>
+      <w:hyperlink r:id="rId24" w:history="1">
+        <w:r>
+          <w:rPr>
+            <w:rStyle w:val="HTML1"/>
+            <w:rFonts w:ascii="Times New Roman" w:hAnsi="Times New Roman" w:cs="Times New Roman"/>
+            <w:color w:val="0000FF"/>
+            <w:u w:val="single"/>
+          </w:rPr>
+          <w:t>WorkerGlobalScope.origin</w:t>
+        </w:r>
+      </w:hyperlink>
+      <w:r>
+        <w:rPr>
+          <w:rStyle w:val="badge"/>
+          <w:color w:val="1B1B1B"/>
+        </w:rPr>
+        <w:t>只读</w:t>
+      </w:r>
+    </w:p>
+    <w:p>
+      <w:r>
+        <w:t>返回全局对象的起源，序列化为字符串。</w:t>
+      </w:r>
+    </w:p>
+    <w:p>
+      <w:hyperlink r:id="rId25" w:history="1">
+        <w:r>
+          <w:rPr>
+            <w:rStyle w:val="HTML1"/>
+            <w:rFonts w:ascii="Times New Roman" w:hAnsi="Times New Roman" w:cs="Times New Roman"/>
+            <w:color w:val="0000FF"/>
+            <w:u w:val="single"/>
+          </w:rPr>
+          <w:t>WorkerGlobalScope.performance</w:t>
+        </w:r>
+      </w:hyperlink>
+      <w:r>
+        <w:rPr>
+          <w:rStyle w:val="badge"/>
+          <w:color w:val="1B1B1B"/>
+        </w:rPr>
+        <w:t>只读</w:t>
+      </w:r>
+    </w:p>
+    <w:p>
+      <w:r>
+        <w:t>返回</w:t>
+      </w:r>
+      <w:hyperlink r:id="rId26" w:history="1">
+        <w:r>
+          <w:rPr>
+            <w:rStyle w:val="HTML1"/>
+            <w:rFonts w:ascii="Times New Roman" w:hAnsi="Times New Roman" w:cs="Times New Roman"/>
+            <w:color w:val="0000FF"/>
+            <w:u w:val="single"/>
+          </w:rPr>
+          <w:t>Performance</w:t>
+        </w:r>
+      </w:hyperlink>
+      <w:r>
+        <w:t>与</w:t>
+      </w:r>
+      <w:r>
+        <w:t>worker</w:t>
+      </w:r>
+      <w:r>
+        <w:t>相关的。只有接口的属性和方法的子集</w:t>
+      </w:r>
+      <w:r>
+        <w:rPr>
+          <w:rStyle w:val="HTML1"/>
+          <w:rFonts w:ascii="Times New Roman" w:hAnsi="Times New Roman" w:cs="Times New Roman"/>
+          <w:color w:val="1B1B1B"/>
+        </w:rPr>
+        <w:t>Performance</w:t>
+      </w:r>
+      <w:r>
+        <w:t>可供工作人员使用。</w:t>
+      </w:r>
+    </w:p>
+    <w:p>
+      <w:hyperlink r:id="rId27" w:history="1">
+        <w:r>
+          <w:rPr>
+            <w:rStyle w:val="HTML1"/>
+            <w:rFonts w:ascii="Times New Roman" w:hAnsi="Times New Roman" w:cs="Times New Roman"/>
+            <w:color w:val="0000FF"/>
+            <w:u w:val="single"/>
+          </w:rPr>
+          <w:t>WorkerGlobalScope.scheduler</w:t>
+        </w:r>
+      </w:hyperlink>
+      <w:r>
+        <w:rPr>
+          <w:rStyle w:val="badge"/>
+          <w:color w:val="1B1B1B"/>
+        </w:rPr>
+        <w:t>只读</w:t>
+      </w:r>
+    </w:p>
+    <w:p>
+      <w:r>
+        <w:t>返回</w:t>
+      </w:r>
+      <w:hyperlink r:id="rId28" w:history="1">
+        <w:r>
+          <w:rPr>
+            <w:rStyle w:val="HTML1"/>
+            <w:rFonts w:ascii="Times New Roman" w:hAnsi="Times New Roman" w:cs="Times New Roman"/>
+            <w:color w:val="0000FF"/>
+            <w:u w:val="single"/>
+          </w:rPr>
+          <w:t>Scheduler</w:t>
+        </w:r>
+      </w:hyperlink>
+      <w:r>
+        <w:t>与当前上下文关联的对象。这是使用</w:t>
+      </w:r>
+      <w:hyperlink r:id="rId29" w:history="1">
+        <w:r>
+          <w:rPr>
+            <w:rStyle w:val="a7"/>
+          </w:rPr>
+          <w:t>优先任务计划</w:t>
+        </w:r>
+        <w:r>
+          <w:rPr>
+            <w:rStyle w:val="a7"/>
+          </w:rPr>
+          <w:t>API</w:t>
+        </w:r>
+      </w:hyperlink>
+      <w:r>
+        <w:t>的入口点。</w:t>
+      </w:r>
+    </w:p>
+    <w:p>
+      <w:hyperlink r:id="rId30" w:history="1">
+        <w:r>
+          <w:rPr>
+            <w:rStyle w:val="HTML1"/>
+            <w:rFonts w:ascii="Times New Roman" w:hAnsi="Times New Roman" w:cs="Times New Roman"/>
+            <w:color w:val="0000FF"/>
+            <w:u w:val="single"/>
+          </w:rPr>
+          <w:t>WorkerGlobalScope.trustedTypes</w:t>
+        </w:r>
+      </w:hyperlink>
+      <w:r>
+        <w:rPr>
+          <w:rStyle w:val="badge"/>
+          <w:color w:val="1B1B1B"/>
+        </w:rPr>
+        <w:t>只读</w:t>
+      </w:r>
+    </w:p>
+    <w:p>
+      <w:r>
+        <w:t>返回与全局对象关联的对象，提供使用</w:t>
+      </w:r>
+      <w:r>
+        <w:fldChar w:fldCharType="begin"/>
+      </w:r>
+      <w:r>
+        <w:instrText>HYPERLINK "https://developer.mozilla.org/en-US/docs/Web/API/Trusted_Types_API"</w:instrText>
+      </w:r>
+      <w:r>
+        <w:fldChar w:fldCharType="separate"/>
+      </w:r>
+      <w:r>
+        <w:rPr>
+          <w:rStyle w:val="a7"/>
+        </w:rPr>
+        <w:t>TrustedTypesAPI</w:t>
+      </w:r>
+      <w:r>
+        <w:fldChar w:fldCharType="end"/>
+      </w:r>
+      <w:hyperlink r:id="rId31" w:history="1">
+        <w:r>
+          <w:rPr>
+            <w:rStyle w:val="HTML1"/>
+            <w:rFonts w:ascii="Times New Roman" w:hAnsi="Times New Roman" w:cs="Times New Roman"/>
+            <w:color w:val="0000FF"/>
+            <w:u w:val="single"/>
+          </w:rPr>
+          <w:t>TrustedTypePolicyFactory</w:t>
+        </w:r>
+      </w:hyperlink>
+      <w:r>
+        <w:t>的入口点。</w:t>
+      </w:r>
+    </w:p>
+    <w:p>
+      <w:hyperlink r:id="rId32" w:history="1">
+        <w:r>
+          <w:rPr>
+            <w:rStyle w:val="HTML1"/>
+            <w:rFonts w:ascii="Times New Roman" w:hAnsi="Times New Roman" w:cs="Times New Roman"/>
+            <w:color w:val="0000FF"/>
+            <w:u w:val="single"/>
+          </w:rPr>
+          <w:t>WorkerGlobalScope.self</w:t>
+        </w:r>
+      </w:hyperlink>
+      <w:r>
+        <w:rPr>
+          <w:rStyle w:val="badge"/>
+          <w:color w:val="1B1B1B"/>
+        </w:rPr>
+        <w:t>只读</w:t>
+      </w:r>
+    </w:p>
+    <w:p>
+      <w:r>
+        <w:t>返回对其自身的引用</w:t>
+      </w:r>
+      <w:proofErr w:type="spellStart"/>
+      <w:r>
+        <w:rPr>
+          <w:rStyle w:val="HTML1"/>
+          <w:rFonts w:ascii="Times New Roman" w:hAnsi="Times New Roman" w:cs="Times New Roman"/>
+          <w:color w:val="1B1B1B"/>
+        </w:rPr>
+        <w:t>WorkerGlobalScope</w:t>
+      </w:r>
+      <w:proofErr w:type="spellEnd"/>
+      <w:r>
+        <w:t>。大多数时候它是一个特定的范围，例如</w:t>
+      </w:r>
+      <w:hyperlink r:id="rId33" w:history="1">
+        <w:r>
+          <w:rPr>
+            <w:rStyle w:val="HTML1"/>
+            <w:rFonts w:ascii="Times New Roman" w:hAnsi="Times New Roman" w:cs="Times New Roman"/>
+            <w:color w:val="0000FF"/>
+            <w:u w:val="single"/>
+          </w:rPr>
+          <w:t>DedicatedWorkerGlobalScope</w:t>
+        </w:r>
+      </w:hyperlink>
+      <w:r>
+        <w:t>,</w:t>
+      </w:r>
+      <w:hyperlink r:id="rId34" w:history="1">
+        <w:r>
+          <w:rPr>
+            <w:rStyle w:val="HTML1"/>
+            <w:rFonts w:ascii="Times New Roman" w:hAnsi="Times New Roman" w:cs="Times New Roman"/>
+            <w:color w:val="0000FF"/>
+            <w:u w:val="single"/>
+          </w:rPr>
+          <w:t>SharedWorkerGlobalScope</w:t>
+        </w:r>
+      </w:hyperlink>
+      <w:r>
+        <w:t>或</w:t>
+      </w:r>
+      <w:r>
+        <w:fldChar w:fldCharType="begin"/>
+      </w:r>
+      <w:r>
+        <w:instrText>HYPERLINK "https://developer.mozilla.org/en-US/docs/Web/API/ServiceWorkerGlobalScope"</w:instrText>
+      </w:r>
+      <w:r>
+        <w:fldChar w:fldCharType="separate"/>
+      </w:r>
+      <w:r>
+        <w:rPr>
+          <w:rStyle w:val="HTML1"/>
+          <w:rFonts w:ascii="Times New Roman" w:hAnsi="Times New Roman" w:cs="Times New Roman"/>
+          <w:color w:val="0000FF"/>
+          <w:u w:val="single"/>
+        </w:rPr>
+        <w:t>ServiceWorkerGlobalScope</w:t>
+      </w:r>
+      <w:r>
+        <w:fldChar w:fldCharType="end"/>
+      </w:r>
+      <w:r>
+        <w:t>。</w:t>
+      </w:r>
+    </w:p>
+    <w:p>
+      <w:pPr>
+        <w:pStyle w:val="3"/>
+        <w:rPr>
+          <w:rFonts w:ascii="Times New Roman" w:hAnsi="Times New Roman" w:cs="Times New Roman"/>
+        </w:rPr>
+      </w:pPr>
+      <w:r>
+        <w:rPr>
+          <w:rFonts w:ascii="Times New Roman" w:hAnsi="Times New Roman" w:cs="Times New Roman"/>
+        </w:rPr>
+        <w:t>实例方法</w:t>
+      </w:r>
+    </w:p>
+    <w:p>
+      <w:hyperlink r:id="rId35" w:history="1">
+        <w:r>
+          <w:rPr>
+            <w:rStyle w:val="HTML1"/>
+            <w:rFonts w:ascii="Times New Roman" w:hAnsi="Times New Roman" w:cs="Times New Roman"/>
+            <w:color w:val="0000FF"/>
+            <w:u w:val="single"/>
+          </w:rPr>
+          <w:t>WorkerGlobalScope.atob()</w:t>
+        </w:r>
+      </w:hyperlink>
+    </w:p>
+    <w:p>
+      <w:r>
+        <w:t>对使用</w:t>
+      </w:r>
+      <w:r>
+        <w:t>Base-64</w:t>
+      </w:r>
+      <w:r>
+        <w:t>编码进行编码的数据字符串进行解码。</w:t>
+      </w:r>
+    </w:p>
+    <w:p>
+      <w:hyperlink r:id="rId36" w:history="1">
+        <w:r>
+          <w:rPr>
+            <w:rStyle w:val="HTML1"/>
+            <w:rFonts w:ascii="Times New Roman" w:hAnsi="Times New Roman" w:cs="Times New Roman"/>
+            <w:color w:val="0000FF"/>
+            <w:u w:val="single"/>
+          </w:rPr>
+          <w:t>WorkerGlobalScope.btoa()</w:t>
+        </w:r>
+      </w:hyperlink>
+    </w:p>
+    <w:p>
+      <w:r>
+        <w:t>从二进制数据字符串创建</w:t>
+      </w:r>
+      <w:r>
+        <w:t>Base-64</w:t>
+      </w:r>
+      <w:r>
+        <w:t>编码的</w:t>
+      </w:r>
+      <w:hyperlink r:id="rId37" w:history="1">
+        <w:r>
+          <w:rPr>
+            <w:rStyle w:val="a7"/>
+          </w:rPr>
+          <w:t>ASCII</w:t>
+        </w:r>
+        <w:r>
+          <w:rPr>
+            <w:rStyle w:val="a7"/>
+          </w:rPr>
+          <w:t>字符串。</w:t>
+        </w:r>
+      </w:hyperlink>
+    </w:p>
+    <w:p>
+      <w:hyperlink r:id="rId38" w:tooltip="WorkerGlobalScope.clearInterval()" w:history="1">
+        <w:r>
+          <w:rPr>
+            <w:rStyle w:val="HTML1"/>
+            <w:rFonts w:ascii="Times New Roman" w:hAnsi="Times New Roman" w:cs="Times New Roman"/>
+            <w:color w:val="0000FF"/>
+            <w:u w:val="single"/>
+          </w:rPr>
+          <w:t>WorkerGlobalScope.clearInterval()</w:t>
+        </w:r>
+      </w:hyperlink>
+    </w:p>
+    <w:p>
+      <w:r>
+        <w:t>使用取消重复执行集</w:t>
+      </w:r>
+      <w:hyperlink r:id="rId39" w:history="1">
+        <w:r>
+          <w:rPr>
+            <w:rStyle w:val="HTML1"/>
+            <w:rFonts w:ascii="Times New Roman" w:hAnsi="Times New Roman" w:cs="Times New Roman"/>
+            <w:color w:val="0000FF"/>
+            <w:u w:val="single"/>
+          </w:rPr>
+          <w:t>setInterval()</w:t>
+        </w:r>
+      </w:hyperlink>
+      <w:r>
+        <w:t>。</w:t>
+      </w:r>
+    </w:p>
+    <w:p>
+      <w:hyperlink r:id="rId40" w:tooltip="WorkerGlobalScope.clearTimeout()" w:history="1">
+        <w:r>
+          <w:rPr>
+            <w:rStyle w:val="HTML1"/>
+            <w:rFonts w:ascii="Times New Roman" w:hAnsi="Times New Roman" w:cs="Times New Roman"/>
+            <w:color w:val="0000FF"/>
+            <w:u w:val="single"/>
+          </w:rPr>
+          <w:t>WorkerGlobalScope.clearTimeout()</w:t>
+        </w:r>
+      </w:hyperlink>
+    </w:p>
+    <w:p>
+      <w:r>
+        <w:t>使用取消延迟执行集</w:t>
+      </w:r>
+      <w:hyperlink r:id="rId41" w:history="1">
+        <w:r>
+          <w:rPr>
+            <w:rStyle w:val="HTML1"/>
+            <w:rFonts w:ascii="Times New Roman" w:hAnsi="Times New Roman" w:cs="Times New Roman"/>
+            <w:color w:val="0000FF"/>
+            <w:u w:val="single"/>
+          </w:rPr>
+          <w:t>setTimeout()</w:t>
+        </w:r>
+      </w:hyperlink>
+      <w:r>
+        <w:t>。</w:t>
+      </w:r>
+    </w:p>
+    <w:p>
+      <w:hyperlink r:id="rId42" w:tooltip="WorkerGlobalScope.createImageBitmap()" w:history="1">
+        <w:r>
+          <w:rPr>
+            <w:rStyle w:val="HTML1"/>
+            <w:rFonts w:ascii="Times New Roman" w:hAnsi="Times New Roman" w:cs="Times New Roman"/>
+            <w:color w:val="0000FF"/>
+            <w:u w:val="single"/>
+          </w:rPr>
+          <w:t>WorkerGlobalScope.createImageBitmap()</w:t>
+        </w:r>
+      </w:hyperlink>
+    </w:p>
+    <w:p>
+      <w:r>
+        <w:t>接受各种不同的图像源，并返回</w:t>
+      </w:r>
+      <w:hyperlink r:id="rId43" w:history="1">
+        <w:r>
+          <w:rPr>
+            <w:rStyle w:val="HTML1"/>
+            <w:rFonts w:ascii="Times New Roman" w:hAnsi="Times New Roman" w:cs="Times New Roman"/>
+            <w:color w:val="0000FF"/>
+            <w:u w:val="single"/>
+          </w:rPr>
+          <w:t>Promise</w:t>
+        </w:r>
+      </w:hyperlink>
+      <w:r>
+        <w:t>解析为</w:t>
+      </w:r>
+      <w:r>
+        <w:fldChar w:fldCharType="begin"/>
+      </w:r>
+      <w:r>
+        <w:instrText>HYPERLINK "https://developer.mozilla.org/en-US/docs/Web/API/ImageBitmap"</w:instrText>
+      </w:r>
+      <w:r>
+        <w:fldChar w:fldCharType="separate"/>
+      </w:r>
+      <w:r>
+        <w:rPr>
+          <w:rStyle w:val="HTML1"/>
+          <w:rFonts w:ascii="Times New Roman" w:hAnsi="Times New Roman" w:cs="Times New Roman"/>
+          <w:color w:val="0000FF"/>
+          <w:u w:val="single"/>
+        </w:rPr>
+        <w:t>ImageBitmap</w:t>
+      </w:r>
+      <w:r>
+        <w:fldChar w:fldCharType="end"/>
+      </w:r>
+      <w:r>
+        <w:t>.</w:t>
+      </w:r>
+      <w:r>
+        <w:t>（可选）将源裁剪为源自</w:t>
+      </w:r>
+      <w:r>
+        <w:rPr>
+          <w:rStyle w:val="af3"/>
+          <w:color w:val="1B1B1B"/>
+        </w:rPr>
+        <w:t>(</w:t>
+      </w:r>
+      <w:proofErr w:type="spellStart"/>
+      <w:r>
+        <w:rPr>
+          <w:rStyle w:val="af3"/>
+          <w:color w:val="1B1B1B"/>
+        </w:rPr>
+        <w:t>sx,sy</w:t>
+      </w:r>
+      <w:proofErr w:type="spellEnd"/>
+      <w:r>
+        <w:rPr>
+          <w:rStyle w:val="af3"/>
+          <w:color w:val="1B1B1B"/>
+        </w:rPr>
+        <w:t>)</w:t>
+      </w:r>
+      <w:r>
+        <w:rPr>
+          <w:rStyle w:val="af3"/>
+          <w:color w:val="1B1B1B"/>
+        </w:rPr>
+        <w:t>、</w:t>
+      </w:r>
+      <w:r>
+        <w:t>宽度为</w:t>
+      </w:r>
+      <w:proofErr w:type="spellStart"/>
+      <w:r>
+        <w:t>sw</w:t>
+      </w:r>
+      <w:proofErr w:type="spellEnd"/>
+      <w:r>
+        <w:t>、高度为</w:t>
+      </w:r>
+      <w:proofErr w:type="spellStart"/>
+      <w:r>
+        <w:t>sh</w:t>
+      </w:r>
+      <w:proofErr w:type="spellEnd"/>
+      <w:r>
+        <w:t>的像素矩形。</w:t>
+      </w:r>
+    </w:p>
+    <w:p>
+      <w:hyperlink r:id="rId44" w:history="1">
+        <w:r>
+          <w:rPr>
+            <w:rStyle w:val="HTML1"/>
+            <w:rFonts w:ascii="Times New Roman" w:hAnsi="Times New Roman" w:cs="Times New Roman"/>
+            <w:color w:val="0000FF"/>
+            <w:u w:val="single"/>
+          </w:rPr>
+          <w:t>WorkerGlobalScope.dump()</w:t>
+        </w:r>
+      </w:hyperlink>
       <w:r>
         <w:rPr>
           <w:rFonts w:hint="eastAsia"/>
         </w:rPr>
-        <w:t>名称</w:t>
+        <w:t xml:space="preserve"> </w:t>
+      </w:r>
+      <w:r>
+        <w:rPr>
+          <w:rStyle w:val="visually-hidden"/>
+          <w:color w:val="1B1B1B"/>
+          <w:bdr w:val="none" w:sz="0" w:space="0" w:color="auto" w:frame="1"/>
+        </w:rPr>
+        <w:t>已弃用非标</w:t>
+      </w:r>
+    </w:p>
+    <w:p>
+      <w:r>
+        <w:t>允许您将消息写入标准输出</w:t>
+      </w:r>
+      <w:r>
+        <w:t>-</w:t>
+      </w:r>
+      <w:r>
+        <w:t>即在您的终端中。这与</w:t>
+      </w:r>
+      <w:r>
+        <w:t>Firefox</w:t>
+      </w:r>
+      <w:r>
+        <w:t>的</w:t>
+      </w:r>
+      <w:r>
+        <w:fldChar w:fldCharType="begin"/>
+      </w:r>
+      <w:r>
+        <w:instrText>HYPERLINK "https://developer.mozilla.org/en-US/docs/Web/API/Window/dump"</w:instrText>
+      </w:r>
+      <w:r>
+        <w:fldChar w:fldCharType="separate"/>
+      </w:r>
+      <w:r>
+        <w:rPr>
+          <w:rStyle w:val="HTML1"/>
+          <w:rFonts w:ascii="Times New Roman" w:hAnsi="Times New Roman" w:cs="Times New Roman"/>
+          <w:color w:val="0000FF"/>
+          <w:u w:val="single"/>
+        </w:rPr>
+        <w:t>window.dump</w:t>
+      </w:r>
+      <w:r>
+        <w:fldChar w:fldCharType="end"/>
+      </w:r>
+      <w:r>
+        <w:t>相同，但适用于工人。</w:t>
+      </w:r>
+    </w:p>
+    <w:p>
+      <w:hyperlink r:id="rId45" w:tooltip="WorkerGlobalScope.fetch()" w:history="1">
+        <w:r>
+          <w:rPr>
+            <w:rStyle w:val="HTML1"/>
+            <w:rFonts w:ascii="Times New Roman" w:hAnsi="Times New Roman" w:cs="Times New Roman"/>
+            <w:color w:val="0000FF"/>
+            <w:u w:val="single"/>
+          </w:rPr>
+          <w:t>WorkerGlobalScope.fetch()</w:t>
+        </w:r>
+      </w:hyperlink>
+    </w:p>
+    <w:p>
+      <w:r>
+        <w:t>启动从网络获取资源的过程。</w:t>
+      </w:r>
+    </w:p>
+    <w:p>
+      <w:hyperlink r:id="rId46" w:history="1">
+        <w:r>
+          <w:rPr>
+            <w:rStyle w:val="HTML1"/>
+            <w:rFonts w:ascii="Times New Roman" w:hAnsi="Times New Roman" w:cs="Times New Roman"/>
+            <w:color w:val="0000FF"/>
+            <w:u w:val="single"/>
+          </w:rPr>
+          <w:t>WorkerGlobalScope.importScripts()</w:t>
+        </w:r>
+      </w:hyperlink>
+    </w:p>
+    <w:p>
+      <w:r>
+        <w:t>将一个或多个脚本导入到工作进程的作用域中。您可以指定任意数量，并以逗号分隔。例如：</w:t>
+      </w:r>
+      <w:proofErr w:type="spellStart"/>
+      <w:r>
+        <w:rPr>
+          <w:rStyle w:val="HTML1"/>
+          <w:rFonts w:ascii="Times New Roman" w:hAnsi="Times New Roman" w:cs="Times New Roman"/>
+          <w:color w:val="1B1B1B"/>
+        </w:rPr>
+        <w:t>importScripts</w:t>
+      </w:r>
+      <w:proofErr w:type="spellEnd"/>
+      <w:r>
+        <w:rPr>
+          <w:rStyle w:val="HTML1"/>
+          <w:rFonts w:ascii="Times New Roman" w:hAnsi="Times New Roman" w:cs="Times New Roman"/>
+          <w:color w:val="1B1B1B"/>
+        </w:rPr>
+        <w:t>('foo.js','bar.js');</w:t>
+      </w:r>
+      <w:r>
+        <w:t>。</w:t>
+      </w:r>
+    </w:p>
+    <w:p>
+      <w:hyperlink r:id="rId47" w:tooltip="WorkerGlobalScope.queueMicrotask()" w:history="1">
+        <w:r>
+          <w:rPr>
+            <w:rStyle w:val="HTML1"/>
+            <w:rFonts w:ascii="Times New Roman" w:hAnsi="Times New Roman" w:cs="Times New Roman"/>
+            <w:color w:val="0000FF"/>
+            <w:u w:val="single"/>
+          </w:rPr>
+          <w:t>WorkerGlobalScope.queueMicrotask()</w:t>
+        </w:r>
+      </w:hyperlink>
+    </w:p>
+    <w:p>
+      <w:r>
+        <w:t>在控制权返回到浏览器的事件循环之前，将</w:t>
+      </w:r>
+      <w:proofErr w:type="gramStart"/>
+      <w:r>
+        <w:t>微任务</w:t>
+      </w:r>
+      <w:proofErr w:type="gramEnd"/>
+      <w:r>
+        <w:t>排队以在安全时间执行。</w:t>
+      </w:r>
+    </w:p>
+    <w:p>
+      <w:hyperlink r:id="rId48" w:tooltip="WorkerGlobalScope.setInterval()" w:history="1">
+        <w:r>
+          <w:rPr>
+            <w:rStyle w:val="HTML1"/>
+            <w:rFonts w:ascii="Times New Roman" w:hAnsi="Times New Roman" w:cs="Times New Roman"/>
+            <w:color w:val="0000FF"/>
+            <w:u w:val="single"/>
+          </w:rPr>
+          <w:t>WorkerGlobalScope.setInterval()</w:t>
+        </w:r>
+      </w:hyperlink>
+    </w:p>
+    <w:p>
+      <w:r>
+        <w:t>安排一个函数在每次经过给定的毫秒数时执行。</w:t>
+      </w:r>
+    </w:p>
+    <w:p>
+      <w:hyperlink r:id="rId49" w:tooltip="WorkerGlobalScope.setTimeout()" w:history="1">
+        <w:r>
+          <w:rPr>
+            <w:rStyle w:val="HTML1"/>
+            <w:rFonts w:ascii="Times New Roman" w:hAnsi="Times New Roman" w:cs="Times New Roman"/>
+            <w:color w:val="0000FF"/>
+            <w:u w:val="single"/>
+          </w:rPr>
+          <w:t>WorkerGlobalScope.setTimeout()</w:t>
+        </w:r>
+      </w:hyperlink>
+    </w:p>
+    <w:p>
+      <w:r>
+        <w:t>安排一个函数在给定的时间内执行。</w:t>
+      </w:r>
+    </w:p>
+    <w:p>
+      <w:hyperlink r:id="rId50" w:tooltip="WorkerGlobalScope.structedClone()" w:history="1">
+        <w:r>
+          <w:rPr>
+            <w:rStyle w:val="HTML1"/>
+            <w:rFonts w:ascii="Times New Roman" w:hAnsi="Times New Roman" w:cs="Times New Roman"/>
+            <w:color w:val="0000FF"/>
+            <w:u w:val="single"/>
+          </w:rPr>
+          <w:t>WorkerGlobalScope.structuredClone()</w:t>
+        </w:r>
+      </w:hyperlink>
+    </w:p>
+    <w:p>
+      <w:hyperlink r:id="rId51" w:history="1">
+        <w:r>
+          <w:rPr>
+            <w:rStyle w:val="a7"/>
+          </w:rPr>
+          <w:t>使用结构化克隆算法</w:t>
+        </w:r>
+      </w:hyperlink>
+      <w:r>
+        <w:t>创建给定值的</w:t>
+      </w:r>
+      <w:hyperlink r:id="rId52" w:history="1">
+        <w:r>
+          <w:rPr>
+            <w:rStyle w:val="a7"/>
+          </w:rPr>
+          <w:t>深度克隆</w:t>
+        </w:r>
+      </w:hyperlink>
+      <w:r>
+        <w:t>。</w:t>
+      </w:r>
+    </w:p>
+    <w:p>
+      <w:hyperlink r:id="rId53" w:tooltip="WorkerGlobalScope.reportError()" w:history="1">
+        <w:r>
+          <w:rPr>
+            <w:rStyle w:val="HTML1"/>
+            <w:rFonts w:ascii="Times New Roman" w:hAnsi="Times New Roman" w:cs="Times New Roman"/>
+            <w:color w:val="0000FF"/>
+            <w:u w:val="single"/>
+          </w:rPr>
+          <w:t>WorkerGlobalScope.reportError()</w:t>
+        </w:r>
+      </w:hyperlink>
+    </w:p>
+    <w:p>
+      <w:r>
+        <w:t>报告脚本中的错误，模拟未处理的异常。</w:t>
       </w:r>
     </w:p>
     <w:p>
       <w:pPr>
         <w:pStyle w:val="2"/>
-      </w:pPr>
+        <w:rPr>
+          <w:rFonts w:ascii="Times New Roman" w:hAnsi="Times New Roman" w:cs="Times New Roman"/>
+        </w:rPr>
+      </w:pPr>
+      <w:r>
+        <w:rPr>
+          <w:rFonts w:ascii="Times New Roman" w:hAnsi="Times New Roman" w:cs="Times New Roman"/>
+        </w:rPr>
+        <w:t>事件</w:t>
+      </w:r>
+    </w:p>
+    <w:p>
+      <w:hyperlink r:id="rId54" w:tooltip="错误" w:history="1">
+        <w:r>
+          <w:rPr>
+            <w:rStyle w:val="HTML1"/>
+            <w:rFonts w:ascii="Times New Roman" w:hAnsi="Times New Roman" w:cs="Times New Roman"/>
+            <w:color w:val="0000FF"/>
+            <w:u w:val="single"/>
+          </w:rPr>
+          <w:t>error</w:t>
+        </w:r>
+      </w:hyperlink>
+    </w:p>
+    <w:p>
+      <w:r>
+        <w:t>发生错误时触发。</w:t>
+      </w:r>
+    </w:p>
+    <w:p>
+      <w:hyperlink r:id="rId55" w:tooltip="语言改变" w:history="1">
+        <w:r>
+          <w:rPr>
+            <w:rStyle w:val="HTML1"/>
+            <w:rFonts w:ascii="Times New Roman" w:hAnsi="Times New Roman" w:cs="Times New Roman"/>
+            <w:color w:val="0000FF"/>
+            <w:u w:val="single"/>
+          </w:rPr>
+          <w:t>languagechange</w:t>
+        </w:r>
+      </w:hyperlink>
+    </w:p>
+    <w:p>
+      <w:r>
+        <w:t>当用户的首选语言更改时在全局</w:t>
+      </w:r>
+      <w:r>
+        <w:t>/</w:t>
+      </w:r>
+      <w:r>
+        <w:t>工作范围对象上触发。</w:t>
+      </w:r>
+    </w:p>
+    <w:p>
+      <w:hyperlink r:id="rId56" w:tooltip="离线" w:history="1">
+        <w:r>
+          <w:rPr>
+            <w:rStyle w:val="HTML1"/>
+            <w:rFonts w:ascii="Times New Roman" w:hAnsi="Times New Roman" w:cs="Times New Roman"/>
+            <w:color w:val="0000FF"/>
+            <w:u w:val="single"/>
+          </w:rPr>
+          <w:t>offline</w:t>
+        </w:r>
+      </w:hyperlink>
+    </w:p>
+    <w:p>
+      <w:r>
+        <w:t>当浏览器无法访问网络并且</w:t>
+      </w:r>
+      <w:proofErr w:type="spellStart"/>
+      <w:r>
+        <w:rPr>
+          <w:rStyle w:val="HTML1"/>
+          <w:rFonts w:ascii="Times New Roman" w:hAnsi="Times New Roman" w:cs="Times New Roman"/>
+          <w:color w:val="1B1B1B"/>
+        </w:rPr>
+        <w:t>navigator.onLine</w:t>
+      </w:r>
+      <w:proofErr w:type="spellEnd"/>
+      <w:r>
+        <w:t>值</w:t>
+      </w:r>
+      <w:r>
+        <w:t>切换为</w:t>
+      </w:r>
+      <w:r>
+        <w:rPr>
+          <w:rStyle w:val="HTML1"/>
+          <w:rFonts w:ascii="Times New Roman" w:hAnsi="Times New Roman" w:cs="Times New Roman"/>
+          <w:color w:val="1B1B1B"/>
+        </w:rPr>
+        <w:t>false</w:t>
+      </w:r>
+      <w:r>
+        <w:t>时触发。</w:t>
+      </w:r>
+    </w:p>
+    <w:p>
+      <w:hyperlink r:id="rId57" w:tooltip="在线的" w:history="1">
+        <w:r>
+          <w:rPr>
+            <w:rStyle w:val="HTML1"/>
+            <w:rFonts w:ascii="Times New Roman" w:hAnsi="Times New Roman" w:cs="Times New Roman"/>
+            <w:color w:val="0000FF"/>
+            <w:u w:val="single"/>
+          </w:rPr>
+          <w:t>online</w:t>
+        </w:r>
+      </w:hyperlink>
+    </w:p>
+    <w:p>
+      <w:r>
+        <w:t>当浏览器获得网络访问权限并且</w:t>
+      </w:r>
+      <w:proofErr w:type="spellStart"/>
+      <w:r>
+        <w:rPr>
+          <w:rStyle w:val="HTML1"/>
+          <w:rFonts w:ascii="Times New Roman" w:hAnsi="Times New Roman" w:cs="Times New Roman"/>
+          <w:color w:val="1B1B1B"/>
+        </w:rPr>
+        <w:t>navigator.onLine</w:t>
+      </w:r>
+      <w:proofErr w:type="spellEnd"/>
+      <w:r>
+        <w:t>值</w:t>
+      </w:r>
+      <w:r>
+        <w:t>切换到</w:t>
+      </w:r>
+      <w:r>
+        <w:rPr>
+          <w:rStyle w:val="HTML1"/>
+          <w:rFonts w:ascii="Times New Roman" w:hAnsi="Times New Roman" w:cs="Times New Roman"/>
+          <w:color w:val="1B1B1B"/>
+        </w:rPr>
+        <w:t>true</w:t>
+      </w:r>
+      <w:r>
+        <w:t>时触发。</w:t>
+      </w:r>
+    </w:p>
+    <w:p>
+      <w:hyperlink r:id="rId58" w:tooltip="拒绝处理" w:history="1">
+        <w:r>
+          <w:rPr>
+            <w:rStyle w:val="HTML1"/>
+            <w:rFonts w:ascii="Times New Roman" w:hAnsi="Times New Roman" w:cs="Times New Roman"/>
+            <w:color w:val="0000FF"/>
+            <w:u w:val="single"/>
+          </w:rPr>
+          <w:t>rejectionhandled</w:t>
+        </w:r>
+      </w:hyperlink>
+    </w:p>
+    <w:p>
+      <w:hyperlink r:id="rId59" w:history="1">
+        <w:r>
+          <w:rPr>
+            <w:rStyle w:val="HTML1"/>
+            <w:rFonts w:ascii="Times New Roman" w:hAnsi="Times New Roman" w:cs="Times New Roman"/>
+            <w:color w:val="0000FF"/>
+            <w:u w:val="single"/>
+          </w:rPr>
+          <w:t>Promise</w:t>
+        </w:r>
+      </w:hyperlink>
+      <w:r>
+        <w:t>在处理拒绝事件时触发。</w:t>
+      </w:r>
+    </w:p>
+    <w:p>
+      <w:hyperlink r:id="rId60" w:tooltip="违反安全策略" w:history="1">
+        <w:r>
+          <w:rPr>
+            <w:rStyle w:val="HTML1"/>
+            <w:rFonts w:ascii="Times New Roman" w:hAnsi="Times New Roman" w:cs="Times New Roman"/>
+            <w:color w:val="0000FF"/>
+            <w:u w:val="single"/>
+          </w:rPr>
+          <w:t>securitypolicyviolation</w:t>
+        </w:r>
+      </w:hyperlink>
+    </w:p>
+    <w:p>
+      <w:proofErr w:type="gramStart"/>
+      <w:r>
+        <w:t>当违反</w:t>
+      </w:r>
+      <w:proofErr w:type="gramEnd"/>
+      <w:hyperlink r:id="rId61" w:history="1">
+        <w:r>
+          <w:rPr>
+            <w:rStyle w:val="a7"/>
+          </w:rPr>
+          <w:t>内容安全策略</w:t>
+        </w:r>
+      </w:hyperlink>
+      <w:r>
+        <w:t>时触发。</w:t>
+      </w:r>
+    </w:p>
+    <w:p>
+      <w:hyperlink r:id="rId62" w:tooltip="未处理的拒绝" w:history="1">
+        <w:r>
+          <w:rPr>
+            <w:rStyle w:val="HTML1"/>
+            <w:rFonts w:ascii="Times New Roman" w:hAnsi="Times New Roman" w:cs="Times New Roman"/>
+            <w:color w:val="0000FF"/>
+            <w:u w:val="single"/>
+          </w:rPr>
+          <w:t>unhandledrejection</w:t>
+        </w:r>
+      </w:hyperlink>
+    </w:p>
+    <w:p>
+      <w:r>
+        <w:t>因未处理的</w:t>
+      </w:r>
+      <w:hyperlink r:id="rId63" w:history="1">
+        <w:r>
+          <w:rPr>
+            <w:rStyle w:val="HTML1"/>
+            <w:rFonts w:ascii="Times New Roman" w:hAnsi="Times New Roman" w:cs="Times New Roman"/>
+            <w:color w:val="0000FF"/>
+            <w:u w:val="single"/>
+          </w:rPr>
+          <w:t>Promise</w:t>
+        </w:r>
+      </w:hyperlink>
+      <w:r>
+        <w:t>拒绝事件而被</w:t>
+      </w:r>
       <w:r>
         <w:rPr>
           <w:rFonts w:hint="eastAsia"/>
         </w:rPr>
-        <w:t>介绍</w:t>
-      </w:r>
-    </w:p>
-    <w:p>
-      <w:pPr>
-        <w:rPr>
-          <w:rStyle w:val="a7"/>
-        </w:rPr>
-      </w:pPr>
-      <w:r>
-        <w:rPr>
-          <w:rFonts w:hint="eastAsia"/>
-        </w:rPr>
-        <w:t>内容</w:t>
-      </w:r>
-      <w:hyperlink r:id="rId7" w:history="1">
-        <w:r>
-          <w:rPr>
-            <w:rStyle w:val="a7"/>
-          </w:rPr>
-          <w:t>代码案例</w:t>
-        </w:r>
-      </w:hyperlink>
-    </w:p>
-    <w:p>
-      <w:pPr>
-        <w:pStyle w:val="2"/>
-      </w:pPr>
-      <w:r>
-        <w:rPr>
-          <w:rFonts w:hint="eastAsia"/>
-        </w:rPr>
-        <w:t>继承于：</w:t>
-      </w:r>
-    </w:p>
-    <w:p>
-      <w:pPr>
-        <w:pStyle w:val="2"/>
-      </w:pPr>
-      <w:r>
-        <w:rPr>
-          <w:rFonts w:hint="eastAsia"/>
-        </w:rPr>
-        <w:t>属性方法</w:t>
-      </w:r>
-    </w:p>
-    <w:tbl>
-      <w:tblPr>
-        <w:tblStyle w:val="af0"/>
-        <w:tblW w:w="0" w:type="auto"/>
-        <w:tblLook w:val="04A0" w:firstRow="1" w:lastRow="0" w:firstColumn="1" w:lastColumn="0" w:noHBand="0" w:noVBand="1"/>
-      </w:tblPr>
-      <w:tblGrid>
-        <w:gridCol w:w="4261"/>
-        <w:gridCol w:w="4261"/>
-      </w:tblGrid>
-      <w:tr>
-        <w:tc>
-          <w:tcPr>
-            <w:tcW w:w="4261" w:type="dxa"/>
-            <w:tcBorders>
-              <w:top w:val="single" w:sz="12" w:space="0" w:color="auto"/>
-              <w:left w:val="nil"/>
-              <w:bottom w:val="single" w:sz="6" w:space="0" w:color="auto"/>
-              <w:right w:val="nil"/>
-            </w:tcBorders>
-          </w:tcPr>
-          <w:p>
-            <w:pPr>
-              <w:pStyle w:val="af1"/>
-              <w:ind w:firstLine="360"/>
-              <w:jc w:val="center"/>
-              <w:rPr>
-                <w:sz w:val="18"/>
-                <w:szCs w:val="18"/>
-              </w:rPr>
-            </w:pPr>
-            <w:r>
-              <w:rPr>
-                <w:rFonts w:hint="eastAsia"/>
-                <w:sz w:val="18"/>
-                <w:szCs w:val="18"/>
-              </w:rPr>
-              <w:t>参数名称</w:t>
-            </w:r>
-          </w:p>
-        </w:tc>
-        <w:tc>
-          <w:tcPr>
-            <w:tcW w:w="4261" w:type="dxa"/>
-            <w:tcBorders>
-              <w:top w:val="single" w:sz="12" w:space="0" w:color="auto"/>
-              <w:left w:val="nil"/>
-              <w:bottom w:val="single" w:sz="6" w:space="0" w:color="auto"/>
-              <w:right w:val="nil"/>
-            </w:tcBorders>
-          </w:tcPr>
-          <w:p>
-            <w:pPr>
-              <w:pStyle w:val="af1"/>
-              <w:ind w:firstLine="360"/>
-              <w:jc w:val="center"/>
-              <w:rPr>
-                <w:sz w:val="18"/>
-                <w:szCs w:val="18"/>
-              </w:rPr>
-            </w:pPr>
-            <w:r>
-              <w:rPr>
-                <w:rFonts w:hint="eastAsia"/>
-                <w:sz w:val="18"/>
-                <w:szCs w:val="18"/>
-              </w:rPr>
-              <w:t>参数描述</w:t>
-            </w:r>
-          </w:p>
-        </w:tc>
-      </w:tr>
-      <w:tr>
-        <w:tc>
-          <w:tcPr>
-            <w:tcW w:w="4261" w:type="dxa"/>
-            <w:tcBorders>
-              <w:top w:val="single" w:sz="6" w:space="0" w:color="auto"/>
-              <w:left w:val="nil"/>
-              <w:bottom w:val="nil"/>
-              <w:right w:val="nil"/>
-            </w:tcBorders>
-          </w:tcPr>
-          <w:p>
-            <w:pPr>
-              <w:pStyle w:val="af1"/>
-              <w:ind w:firstLine="360"/>
-              <w:jc w:val="center"/>
-              <w:rPr>
-                <w:sz w:val="18"/>
-                <w:szCs w:val="18"/>
-              </w:rPr>
-            </w:pPr>
-          </w:p>
-        </w:tc>
-        <w:tc>
-          <w:tcPr>
-            <w:tcW w:w="4261" w:type="dxa"/>
-            <w:tcBorders>
-              <w:top w:val="single" w:sz="6" w:space="0" w:color="auto"/>
-              <w:left w:val="nil"/>
-              <w:bottom w:val="nil"/>
-              <w:right w:val="nil"/>
-            </w:tcBorders>
-          </w:tcPr>
-          <w:p>
-            <w:pPr>
-              <w:pStyle w:val="af1"/>
-              <w:ind w:firstLine="360"/>
-              <w:jc w:val="center"/>
-              <w:rPr>
-                <w:sz w:val="18"/>
-                <w:szCs w:val="18"/>
-              </w:rPr>
-            </w:pPr>
-          </w:p>
-        </w:tc>
-      </w:tr>
-      <w:tr>
-        <w:tc>
-          <w:tcPr>
-            <w:tcW w:w="4261" w:type="dxa"/>
-            <w:tcBorders>
-              <w:top w:val="nil"/>
-              <w:left w:val="nil"/>
-              <w:bottom w:val="single" w:sz="12" w:space="0" w:color="auto"/>
-              <w:right w:val="nil"/>
-            </w:tcBorders>
-          </w:tcPr>
-          <w:p>
-            <w:pPr>
-              <w:pStyle w:val="af1"/>
-              <w:ind w:firstLine="360"/>
-              <w:jc w:val="center"/>
-              <w:rPr>
-                <w:sz w:val="18"/>
-                <w:szCs w:val="18"/>
-              </w:rPr>
-            </w:pPr>
-          </w:p>
-        </w:tc>
-        <w:tc>
-          <w:tcPr>
-            <w:tcW w:w="4261" w:type="dxa"/>
-            <w:tcBorders>
-              <w:top w:val="nil"/>
-              <w:left w:val="nil"/>
-              <w:bottom w:val="single" w:sz="12" w:space="0" w:color="auto"/>
-              <w:right w:val="nil"/>
-            </w:tcBorders>
-          </w:tcPr>
-          <w:p>
-            <w:pPr>
-              <w:pStyle w:val="af1"/>
-              <w:ind w:firstLine="360"/>
-              <w:jc w:val="center"/>
-              <w:rPr>
-                <w:sz w:val="18"/>
-                <w:szCs w:val="18"/>
-              </w:rPr>
-            </w:pPr>
-          </w:p>
-        </w:tc>
-      </w:tr>
-    </w:tbl>
-    <w:p>
-      <w:pPr>
-        <w:pStyle w:val="3"/>
-      </w:pPr>
-      <w:r>
-        <w:rPr>
-          <w:rFonts w:hint="eastAsia"/>
-        </w:rPr>
-        <w:t>构造函数</w:t>
-      </w:r>
-    </w:p>
-    <w:p>
-      <w:pPr>
-        <w:pStyle w:val="3"/>
-      </w:pPr>
-      <w:r>
-        <w:rPr>
-          <w:rFonts w:hint="eastAsia"/>
-        </w:rPr>
-        <w:t>静态属性</w:t>
-      </w:r>
-    </w:p>
-    <w:p>
-      <w:pPr>
-        <w:pStyle w:val="3"/>
-      </w:pPr>
-      <w:r>
-        <w:rPr>
-          <w:rFonts w:hint="eastAsia"/>
-        </w:rPr>
-        <w:t>静态方法</w:t>
-      </w:r>
-    </w:p>
-    <w:p>
-      <w:pPr>
-        <w:pStyle w:val="3"/>
-      </w:pPr>
-      <w:r>
-        <w:rPr>
-          <w:rFonts w:hint="eastAsia"/>
-        </w:rPr>
-        <w:t>实例属性</w:t>
-      </w:r>
-    </w:p>
-    <w:p>
-      <w:pPr>
-        <w:pStyle w:val="3"/>
-      </w:pPr>
-      <w:r>
-        <w:rPr>
-          <w:rFonts w:hint="eastAsia"/>
-        </w:rPr>
-        <w:t>实例方法</w:t>
-      </w:r>
-    </w:p>
-    <w:p>
-      <w:pPr>
-        <w:pStyle w:val="2"/>
-      </w:pPr>
-      <w:r>
-        <w:rPr>
-          <w:rFonts w:hint="eastAsia"/>
-        </w:rPr>
-        <w:t>事件</w:t>
-      </w:r>
-    </w:p>
+        <w:t>拒绝</w:t>
+      </w:r>
+      <w:r>
+        <w:t>。</w:t>
+      </w:r>
+    </w:p>
+    <w:p/>
     <w:sectPr>
-      <w:headerReference w:type="even" r:id="rId8"/>
-      <w:headerReference w:type="default" r:id="rId9"/>
-      <w:footerReference w:type="even" r:id="rId10"/>
-      <w:footerReference w:type="default" r:id="rId11"/>
-      <w:headerReference w:type="first" r:id="rId12"/>
-      <w:footerReference w:type="first" r:id="rId13"/>
+      <w:headerReference w:type="even" r:id="rId64"/>
+      <w:headerReference w:type="default" r:id="rId65"/>
+      <w:footerReference w:type="even" r:id="rId66"/>
+      <w:footerReference w:type="default" r:id="rId67"/>
+      <w:headerReference w:type="first" r:id="rId68"/>
+      <w:footerReference w:type="first" r:id="rId69"/>
       <w:pgSz w:w="11906" w:h="16838"/>
       <w:pgMar w:top="1440" w:right="1800" w:bottom="1440" w:left="1800" w:header="720" w:footer="720" w:gutter="0"/>
       <w:pgNumType w:start="1"/>
@@ -2211,7 +3547,6 @@
   <w:style w:type="character" w:default="1" w:styleId="a0">
     <w:name w:val="Default Paragraph Font"/>
     <w:uiPriority w:val="1"/>
-    <w:semiHidden/>
     <w:unhideWhenUsed/>
   </w:style>
   <w:style w:type="table" w:default="1" w:styleId="a1">
@@ -2601,7 +3936,6 @@
     <w:name w:val="Normal (Web)"/>
     <w:basedOn w:val="a"/>
     <w:uiPriority w:val="99"/>
-    <w:semiHidden/>
     <w:unhideWhenUsed/>
     <w:rsid w:val="00A142A7"/>
     <w:pPr>
@@ -2770,6 +4104,27 @@
       <w:rFonts w:ascii="Times New Roman" w:eastAsia="宋体" w:hAnsi="Times New Roman" w:cs="Times New Roman"/>
       <w:sz w:val="24"/>
       <w:szCs w:val="24"/>
+    </w:rPr>
+  </w:style>
+  <w:style w:type="character" w:customStyle="1" w:styleId="badge">
+    <w:name w:val="badge"/>
+    <w:basedOn w:val="a0"/>
+    <w:rsid w:val="00165038"/>
+  </w:style>
+  <w:style w:type="character" w:customStyle="1" w:styleId="visually-hidden">
+    <w:name w:val="visually-hidden"/>
+    <w:basedOn w:val="a0"/>
+    <w:rsid w:val="00165038"/>
+  </w:style>
+  <w:style w:type="character" w:styleId="af3">
+    <w:name w:val="Emphasis"/>
+    <w:basedOn w:val="a0"/>
+    <w:uiPriority w:val="20"/>
+    <w:qFormat/>
+    <w:rsid w:val="00165038"/>
+    <w:rPr>
+      <w:i/>
+      <w:iCs/>
     </w:rPr>
   </w:style>
 </w:styles>
